--- a/public/docs/ПОЛИТИКА КОНФИДЕНЦИАЛЬНОСТИ.docx
+++ b/public/docs/ПОЛИТИКА КОНФИДЕНЦИАЛЬНОСТИ.docx
@@ -10,22 +10,24 @@
         <w:rPr>
           <w:rFonts w:ascii="Times New Roman" w:cs="Times New Roman" w:eastAsia="Times New Roman" w:hAnsi="Times New Roman"/>
           <w:b w:val="0"/>
-          <w:i w:val="0"/>
-          <w:smallCaps w:val="0"/>
-          <w:strike w:val="0"/>
-          <w:color w:val="000000"/>
-          <w:sz w:val="20"/>
-          <w:szCs w:val="20"/>
-          <w:u w:val="none"/>
-          <w:shd w:fill="auto" w:val="clear"/>
-          <w:vertAlign w:val="baseline"/>
-        </w:rPr>
-      </w:pPr>
-      <w:r>
-        <w:rPr>
-          <w:rtl w:val="0"/>
-        </w:rPr>
-        <w:t xml:space="preserve">ПОЛИТИКА КОНФИДЕНЦИАЛЬНОСТИ МАГАЗИНА КУЗОВНЫХ ПОРОГОВ И АРОК «2POROGA»</w:t>
+          <w:bCs w:val="0"/>
+          <w:i w:val="0"/>
+          <w:iCs w:val="0"/>
+          <w:smallCaps w:val="0"/>
+          <w:strike w:val="0"/>
+          <w:color w:val="000000"/>
+          <w:sz w:val="20"/>
+          <w:szCs w:val="20"/>
+          <w:u w:val="none"/>
+          <w:shd w:fill="auto" w:val="clear"/>
+          <w:vertAlign w:val="baseline"/>
+        </w:rPr>
+      </w:pPr>
+      <w:r>
+        <w:rPr>
+          <w:rtl w:val="0"/>
+        </w:rPr>
+        <w:t xml:space="preserve">ПОЛИТИКА КОНФИДЕНЦИАЛЬНОСТИ МАГАЗИНА КУЗОВНЫХ ПОРОГОВ И АРОК «ДВАПОРОГА»</w:t>
         <w:br w:type="textWrapping"/>
       </w:r>
       <w:r>
@@ -54,22 +56,26 @@
         <w:rPr>
           <w:rFonts w:ascii="Times New Roman" w:cs="Times New Roman" w:eastAsia="Times New Roman" w:hAnsi="Times New Roman"/>
           <w:b w:val="0"/>
-          <w:i w:val="0"/>
-          <w:smallCaps w:val="0"/>
-          <w:strike w:val="0"/>
-          <w:color w:val="000000"/>
-          <w:sz w:val="20"/>
-          <w:szCs w:val="20"/>
-          <w:u w:val="none"/>
-          <w:shd w:fill="auto" w:val="clear"/>
-          <w:vertAlign w:val="baseline"/>
-        </w:rPr>
-      </w:pPr>
-      <w:r>
-        <w:rPr>
-          <w:rFonts w:ascii="Times New Roman" w:cs="Times New Roman" w:eastAsia="Times New Roman" w:hAnsi="Times New Roman"/>
-          <w:b w:val="0"/>
-          <w:i w:val="0"/>
+          <w:bCs w:val="0"/>
+          <w:i w:val="0"/>
+          <w:iCs w:val="0"/>
+          <w:smallCaps w:val="0"/>
+          <w:strike w:val="0"/>
+          <w:color w:val="000000"/>
+          <w:sz w:val="20"/>
+          <w:szCs w:val="20"/>
+          <w:u w:val="none"/>
+          <w:shd w:fill="auto" w:val="clear"/>
+          <w:vertAlign w:val="baseline"/>
+        </w:rPr>
+      </w:pPr>
+      <w:r>
+        <w:rPr>
+          <w:rFonts w:ascii="Times New Roman" w:cs="Times New Roman" w:eastAsia="Times New Roman" w:hAnsi="Times New Roman"/>
+          <w:b w:val="0"/>
+          <w:bCs w:val="0"/>
+          <w:i w:val="0"/>
+          <w:iCs w:val="0"/>
           <w:smallCaps w:val="0"/>
           <w:strike w:val="0"/>
           <w:color w:val="000000"/>
@@ -86,7 +92,9 @@
         <w:rPr>
           <w:rFonts w:ascii="Times New Roman" w:cs="Times New Roman" w:eastAsia="Times New Roman" w:hAnsi="Times New Roman"/>
           <w:b w:val="1"/>
-          <w:i w:val="0"/>
+          <w:bCs w:val="1"/>
+          <w:i w:val="0"/>
+          <w:iCs w:val="0"/>
           <w:smallCaps w:val="0"/>
           <w:strike w:val="0"/>
           <w:color w:val="000000"/>
@@ -103,7 +111,9 @@
         <w:rPr>
           <w:rFonts w:ascii="Times New Roman" w:cs="Times New Roman" w:eastAsia="Times New Roman" w:hAnsi="Times New Roman"/>
           <w:b w:val="0"/>
-          <w:i w:val="0"/>
+          <w:bCs w:val="0"/>
+          <w:i w:val="0"/>
+          <w:iCs w:val="0"/>
           <w:smallCaps w:val="0"/>
           <w:strike w:val="0"/>
           <w:color w:val="000000"/>
@@ -128,7 +138,9 @@
         <w:rPr>
           <w:rFonts w:ascii="Times New Roman" w:cs="Times New Roman" w:eastAsia="Times New Roman" w:hAnsi="Times New Roman"/>
           <w:b w:val="0"/>
-          <w:i w:val="0"/>
+          <w:bCs w:val="0"/>
+          <w:i w:val="0"/>
+          <w:iCs w:val="0"/>
           <w:smallCaps w:val="0"/>
           <w:strike w:val="0"/>
           <w:color w:val="000000"/>
@@ -161,6 +173,7 @@
       <w:r>
         <w:rPr>
           <w:i w:val="0"/>
+          <w:iCs w:val="0"/>
           <w:smallCaps w:val="0"/>
           <w:strike w:val="0"/>
           <w:color w:val="000000"/>
@@ -177,7 +190,9 @@
         <w:rPr>
           <w:rFonts w:ascii="Times New Roman" w:cs="Times New Roman" w:eastAsia="Times New Roman" w:hAnsi="Times New Roman"/>
           <w:b w:val="0"/>
-          <w:i w:val="0"/>
+          <w:bCs w:val="0"/>
+          <w:i w:val="0"/>
+          <w:iCs w:val="0"/>
           <w:smallCaps w:val="0"/>
           <w:strike w:val="0"/>
           <w:color w:val="000000"/>
@@ -194,7 +209,9 @@
         <w:rPr>
           <w:rFonts w:ascii="Times New Roman" w:cs="Times New Roman" w:eastAsia="Times New Roman" w:hAnsi="Times New Roman"/>
           <w:b w:val="1"/>
-          <w:i w:val="0"/>
+          <w:bCs w:val="1"/>
+          <w:i w:val="0"/>
+          <w:iCs w:val="0"/>
           <w:smallCaps w:val="0"/>
           <w:strike w:val="0"/>
           <w:color w:val="000000"/>
@@ -211,7 +228,9 @@
         <w:rPr>
           <w:rFonts w:ascii="Times New Roman" w:cs="Times New Roman" w:eastAsia="Times New Roman" w:hAnsi="Times New Roman"/>
           <w:b w:val="0"/>
-          <w:i w:val="0"/>
+          <w:bCs w:val="0"/>
+          <w:i w:val="0"/>
+          <w:iCs w:val="0"/>
           <w:smallCaps w:val="0"/>
           <w:strike w:val="0"/>
           <w:color w:val="000000"/>
@@ -249,7 +268,9 @@
           <w:rPr>
             <w:rFonts w:ascii="Times New Roman" w:cs="Times New Roman" w:eastAsia="Times New Roman" w:hAnsi="Times New Roman"/>
             <w:b w:val="0"/>
+            <w:bCs w:val="0"/>
             <w:i w:val="0"/>
+            <w:iCs w:val="0"/>
             <w:smallCaps w:val="0"/>
             <w:strike w:val="0"/>
             <w:color w:val="1155cc"/>
@@ -267,7 +288,9 @@
         <w:rPr>
           <w:rFonts w:ascii="Times New Roman" w:cs="Times New Roman" w:eastAsia="Times New Roman" w:hAnsi="Times New Roman"/>
           <w:b w:val="0"/>
-          <w:i w:val="0"/>
+          <w:bCs w:val="0"/>
+          <w:i w:val="0"/>
+          <w:iCs w:val="0"/>
           <w:smallCaps w:val="0"/>
           <w:strike w:val="0"/>
           <w:color w:val="000000"/>
@@ -284,7 +307,9 @@
         <w:rPr>
           <w:rFonts w:ascii="Times New Roman" w:cs="Times New Roman" w:eastAsia="Times New Roman" w:hAnsi="Times New Roman"/>
           <w:b w:val="1"/>
-          <w:i w:val="0"/>
+          <w:bCs w:val="1"/>
+          <w:i w:val="0"/>
+          <w:iCs w:val="0"/>
           <w:smallCaps w:val="0"/>
           <w:strike w:val="0"/>
           <w:color w:val="000000"/>
@@ -301,7 +326,9 @@
         <w:rPr>
           <w:rFonts w:ascii="Times New Roman" w:cs="Times New Roman" w:eastAsia="Times New Roman" w:hAnsi="Times New Roman"/>
           <w:b w:val="0"/>
-          <w:i w:val="0"/>
+          <w:bCs w:val="0"/>
+          <w:i w:val="0"/>
+          <w:iCs w:val="0"/>
           <w:smallCaps w:val="0"/>
           <w:strike w:val="0"/>
           <w:color w:val="000000"/>
@@ -318,7 +345,9 @@
         <w:rPr>
           <w:rFonts w:ascii="Times New Roman" w:cs="Times New Roman" w:eastAsia="Times New Roman" w:hAnsi="Times New Roman"/>
           <w:b w:val="0"/>
-          <w:i w:val="0"/>
+          <w:bCs w:val="0"/>
+          <w:i w:val="0"/>
+          <w:iCs w:val="0"/>
           <w:smallCaps w:val="0"/>
           <w:strike w:val="0"/>
           <w:color w:val="211e1f"/>
@@ -335,7 +364,9 @@
         <w:rPr>
           <w:rFonts w:ascii="Times New Roman" w:cs="Times New Roman" w:eastAsia="Times New Roman" w:hAnsi="Times New Roman"/>
           <w:b w:val="1"/>
-          <w:i w:val="0"/>
+          <w:bCs w:val="1"/>
+          <w:i w:val="0"/>
+          <w:iCs w:val="0"/>
           <w:smallCaps w:val="0"/>
           <w:strike w:val="0"/>
           <w:color w:val="211e1f"/>
@@ -352,7 +383,9 @@
         <w:rPr>
           <w:rFonts w:ascii="Times New Roman" w:cs="Times New Roman" w:eastAsia="Times New Roman" w:hAnsi="Times New Roman"/>
           <w:b w:val="0"/>
-          <w:i w:val="0"/>
+          <w:bCs w:val="0"/>
+          <w:i w:val="0"/>
+          <w:iCs w:val="0"/>
           <w:smallCaps w:val="0"/>
           <w:strike w:val="0"/>
           <w:color w:val="211e1f"/>
@@ -391,7 +424,9 @@
         <w:rPr>
           <w:rFonts w:ascii="Times New Roman" w:cs="Times New Roman" w:eastAsia="Times New Roman" w:hAnsi="Times New Roman"/>
           <w:b w:val="0"/>
-          <w:i w:val="0"/>
+          <w:bCs w:val="0"/>
+          <w:i w:val="0"/>
+          <w:iCs w:val="0"/>
           <w:smallCaps w:val="0"/>
           <w:strike w:val="0"/>
           <w:color w:val="000000"/>
@@ -452,7 +487,9 @@
         <w:rPr>
           <w:rFonts w:ascii="Times New Roman" w:cs="Times New Roman" w:eastAsia="Times New Roman" w:hAnsi="Times New Roman"/>
           <w:b w:val="1"/>
-          <w:i w:val="0"/>
+          <w:bCs w:val="1"/>
+          <w:i w:val="0"/>
+          <w:iCs w:val="0"/>
           <w:smallCaps w:val="0"/>
           <w:strike w:val="0"/>
           <w:color w:val="000000"/>
@@ -498,22 +535,26 @@
         <w:rPr>
           <w:rFonts w:ascii="Times New Roman" w:cs="Times New Roman" w:eastAsia="Times New Roman" w:hAnsi="Times New Roman"/>
           <w:b w:val="0"/>
-          <w:i w:val="0"/>
-          <w:smallCaps w:val="0"/>
-          <w:strike w:val="0"/>
-          <w:color w:val="000000"/>
-          <w:sz w:val="20"/>
-          <w:szCs w:val="20"/>
-          <w:u w:val="none"/>
-          <w:shd w:fill="auto" w:val="clear"/>
-          <w:vertAlign w:val="baseline"/>
-        </w:rPr>
-      </w:pPr>
-      <w:r>
-        <w:rPr>
-          <w:rFonts w:ascii="Times New Roman" w:cs="Times New Roman" w:eastAsia="Times New Roman" w:hAnsi="Times New Roman"/>
-          <w:b w:val="0"/>
-          <w:i w:val="0"/>
+          <w:bCs w:val="0"/>
+          <w:i w:val="0"/>
+          <w:iCs w:val="0"/>
+          <w:smallCaps w:val="0"/>
+          <w:strike w:val="0"/>
+          <w:color w:val="000000"/>
+          <w:sz w:val="20"/>
+          <w:szCs w:val="20"/>
+          <w:u w:val="none"/>
+          <w:shd w:fill="auto" w:val="clear"/>
+          <w:vertAlign w:val="baseline"/>
+        </w:rPr>
+      </w:pPr>
+      <w:r>
+        <w:rPr>
+          <w:rFonts w:ascii="Times New Roman" w:cs="Times New Roman" w:eastAsia="Times New Roman" w:hAnsi="Times New Roman"/>
+          <w:b w:val="0"/>
+          <w:bCs w:val="0"/>
+          <w:i w:val="0"/>
+          <w:iCs w:val="0"/>
           <w:smallCaps w:val="0"/>
           <w:strike w:val="0"/>
           <w:color w:val="000000"/>
@@ -547,7 +588,9 @@
         <w:rPr>
           <w:rFonts w:ascii="Times New Roman" w:cs="Times New Roman" w:eastAsia="Times New Roman" w:hAnsi="Times New Roman"/>
           <w:b w:val="0"/>
-          <w:i w:val="0"/>
+          <w:bCs w:val="0"/>
+          <w:i w:val="0"/>
+          <w:iCs w:val="0"/>
           <w:smallCaps w:val="0"/>
           <w:strike w:val="0"/>
           <w:color w:val="000000"/>
@@ -584,22 +627,26 @@
         <w:rPr>
           <w:rFonts w:ascii="Times New Roman" w:cs="Times New Roman" w:eastAsia="Times New Roman" w:hAnsi="Times New Roman"/>
           <w:b w:val="0"/>
-          <w:i w:val="0"/>
-          <w:smallCaps w:val="0"/>
-          <w:strike w:val="0"/>
-          <w:color w:val="000000"/>
-          <w:sz w:val="20"/>
-          <w:szCs w:val="20"/>
-          <w:u w:val="none"/>
-          <w:shd w:fill="auto" w:val="clear"/>
-          <w:vertAlign w:val="baseline"/>
-        </w:rPr>
-      </w:pPr>
-      <w:r>
-        <w:rPr>
-          <w:rFonts w:ascii="Times New Roman" w:cs="Times New Roman" w:eastAsia="Times New Roman" w:hAnsi="Times New Roman"/>
-          <w:b w:val="0"/>
-          <w:i w:val="0"/>
+          <w:bCs w:val="0"/>
+          <w:i w:val="0"/>
+          <w:iCs w:val="0"/>
+          <w:smallCaps w:val="0"/>
+          <w:strike w:val="0"/>
+          <w:color w:val="000000"/>
+          <w:sz w:val="20"/>
+          <w:szCs w:val="20"/>
+          <w:u w:val="none"/>
+          <w:shd w:fill="auto" w:val="clear"/>
+          <w:vertAlign w:val="baseline"/>
+        </w:rPr>
+      </w:pPr>
+      <w:r>
+        <w:rPr>
+          <w:rFonts w:ascii="Times New Roman" w:cs="Times New Roman" w:eastAsia="Times New Roman" w:hAnsi="Times New Roman"/>
+          <w:b w:val="0"/>
+          <w:bCs w:val="0"/>
+          <w:i w:val="0"/>
+          <w:iCs w:val="0"/>
           <w:smallCaps w:val="0"/>
           <w:strike w:val="0"/>
           <w:color w:val="000000"/>
@@ -633,7 +680,9 @@
         <w:rPr>
           <w:rFonts w:ascii="Times New Roman" w:cs="Times New Roman" w:eastAsia="Times New Roman" w:hAnsi="Times New Roman"/>
           <w:b w:val="0"/>
-          <w:i w:val="0"/>
+          <w:bCs w:val="0"/>
+          <w:i w:val="0"/>
+          <w:iCs w:val="0"/>
           <w:smallCaps w:val="0"/>
           <w:strike w:val="0"/>
           <w:color w:val="000000"/>
@@ -670,22 +719,26 @@
         <w:rPr>
           <w:rFonts w:ascii="Times New Roman" w:cs="Times New Roman" w:eastAsia="Times New Roman" w:hAnsi="Times New Roman"/>
           <w:b w:val="0"/>
-          <w:i w:val="0"/>
-          <w:smallCaps w:val="0"/>
-          <w:strike w:val="0"/>
-          <w:color w:val="000000"/>
-          <w:sz w:val="20"/>
-          <w:szCs w:val="20"/>
-          <w:u w:val="none"/>
-          <w:shd w:fill="auto" w:val="clear"/>
-          <w:vertAlign w:val="baseline"/>
-        </w:rPr>
-      </w:pPr>
-      <w:r>
-        <w:rPr>
-          <w:rFonts w:ascii="Times New Roman" w:cs="Times New Roman" w:eastAsia="Times New Roman" w:hAnsi="Times New Roman"/>
-          <w:b w:val="0"/>
-          <w:i w:val="0"/>
+          <w:bCs w:val="0"/>
+          <w:i w:val="0"/>
+          <w:iCs w:val="0"/>
+          <w:smallCaps w:val="0"/>
+          <w:strike w:val="0"/>
+          <w:color w:val="000000"/>
+          <w:sz w:val="20"/>
+          <w:szCs w:val="20"/>
+          <w:u w:val="none"/>
+          <w:shd w:fill="auto" w:val="clear"/>
+          <w:vertAlign w:val="baseline"/>
+        </w:rPr>
+      </w:pPr>
+      <w:r>
+        <w:rPr>
+          <w:rFonts w:ascii="Times New Roman" w:cs="Times New Roman" w:eastAsia="Times New Roman" w:hAnsi="Times New Roman"/>
+          <w:b w:val="0"/>
+          <w:bCs w:val="0"/>
+          <w:i w:val="0"/>
+          <w:iCs w:val="0"/>
           <w:smallCaps w:val="0"/>
           <w:strike w:val="0"/>
           <w:color w:val="000000"/>
@@ -719,7 +772,9 @@
         <w:rPr>
           <w:rFonts w:ascii="Times New Roman" w:cs="Times New Roman" w:eastAsia="Times New Roman" w:hAnsi="Times New Roman"/>
           <w:b w:val="0"/>
-          <w:i w:val="0"/>
+          <w:bCs w:val="0"/>
+          <w:i w:val="0"/>
+          <w:iCs w:val="0"/>
           <w:smallCaps w:val="0"/>
           <w:strike w:val="0"/>
           <w:color w:val="000000"/>
@@ -765,22 +820,26 @@
         <w:rPr>
           <w:rFonts w:ascii="Times New Roman" w:cs="Times New Roman" w:eastAsia="Times New Roman" w:hAnsi="Times New Roman"/>
           <w:b w:val="0"/>
-          <w:i w:val="0"/>
-          <w:smallCaps w:val="0"/>
-          <w:strike w:val="0"/>
-          <w:color w:val="000000"/>
-          <w:sz w:val="20"/>
-          <w:szCs w:val="20"/>
-          <w:u w:val="none"/>
-          <w:shd w:fill="auto" w:val="clear"/>
-          <w:vertAlign w:val="baseline"/>
-        </w:rPr>
-      </w:pPr>
-      <w:r>
-        <w:rPr>
-          <w:rFonts w:ascii="Times New Roman" w:cs="Times New Roman" w:eastAsia="Times New Roman" w:hAnsi="Times New Roman"/>
-          <w:b w:val="0"/>
-          <w:i w:val="0"/>
+          <w:bCs w:val="0"/>
+          <w:i w:val="0"/>
+          <w:iCs w:val="0"/>
+          <w:smallCaps w:val="0"/>
+          <w:strike w:val="0"/>
+          <w:color w:val="000000"/>
+          <w:sz w:val="20"/>
+          <w:szCs w:val="20"/>
+          <w:u w:val="none"/>
+          <w:shd w:fill="auto" w:val="clear"/>
+          <w:vertAlign w:val="baseline"/>
+        </w:rPr>
+      </w:pPr>
+      <w:r>
+        <w:rPr>
+          <w:rFonts w:ascii="Times New Roman" w:cs="Times New Roman" w:eastAsia="Times New Roman" w:hAnsi="Times New Roman"/>
+          <w:b w:val="0"/>
+          <w:bCs w:val="0"/>
+          <w:i w:val="0"/>
+          <w:iCs w:val="0"/>
           <w:smallCaps w:val="0"/>
           <w:strike w:val="0"/>
           <w:color w:val="000000"/>
@@ -814,7 +873,9 @@
         <w:rPr>
           <w:rFonts w:ascii="Times New Roman" w:cs="Times New Roman" w:eastAsia="Times New Roman" w:hAnsi="Times New Roman"/>
           <w:b w:val="0"/>
-          <w:i w:val="0"/>
+          <w:bCs w:val="0"/>
+          <w:i w:val="0"/>
+          <w:iCs w:val="0"/>
           <w:smallCaps w:val="0"/>
           <w:strike w:val="0"/>
           <w:color w:val="000000"/>
@@ -875,7 +936,9 @@
         <w:rPr>
           <w:rFonts w:ascii="Times New Roman" w:cs="Times New Roman" w:eastAsia="Times New Roman" w:hAnsi="Times New Roman"/>
           <w:b w:val="1"/>
-          <w:i w:val="0"/>
+          <w:bCs w:val="1"/>
+          <w:i w:val="0"/>
+          <w:iCs w:val="0"/>
           <w:smallCaps w:val="0"/>
           <w:strike w:val="0"/>
           <w:color w:val="000000"/>
@@ -952,7 +1015,9 @@
               <w:rPr>
                 <w:rFonts w:ascii="Times New Roman" w:cs="Times New Roman" w:eastAsia="Times New Roman" w:hAnsi="Times New Roman"/>
                 <w:b w:val="1"/>
-                <w:i w:val="0"/>
+                <w:bCs w:val="1"/>
+                <w:i w:val="0"/>
+                <w:iCs w:val="0"/>
                 <w:smallCaps w:val="0"/>
                 <w:strike w:val="0"/>
                 <w:color w:val="000000"/>
@@ -967,7 +1032,9 @@
               <w:rPr>
                 <w:rFonts w:ascii="Times New Roman" w:cs="Times New Roman" w:eastAsia="Times New Roman" w:hAnsi="Times New Roman"/>
                 <w:b w:val="1"/>
-                <w:i w:val="0"/>
+                <w:bCs w:val="1"/>
+                <w:i w:val="0"/>
+                <w:iCs w:val="0"/>
                 <w:smallCaps w:val="0"/>
                 <w:strike w:val="0"/>
                 <w:color w:val="000000"/>
@@ -1003,7 +1070,9 @@
               <w:rPr>
                 <w:rFonts w:ascii="Times New Roman" w:cs="Times New Roman" w:eastAsia="Times New Roman" w:hAnsi="Times New Roman"/>
                 <w:b w:val="1"/>
-                <w:i w:val="0"/>
+                <w:bCs w:val="1"/>
+                <w:i w:val="0"/>
+                <w:iCs w:val="0"/>
                 <w:smallCaps w:val="0"/>
                 <w:strike w:val="0"/>
                 <w:color w:val="000000"/>
@@ -1018,7 +1087,9 @@
               <w:rPr>
                 <w:rFonts w:ascii="Times New Roman" w:cs="Times New Roman" w:eastAsia="Times New Roman" w:hAnsi="Times New Roman"/>
                 <w:b w:val="1"/>
-                <w:i w:val="0"/>
+                <w:bCs w:val="1"/>
+                <w:i w:val="0"/>
+                <w:iCs w:val="0"/>
                 <w:smallCaps w:val="0"/>
                 <w:strike w:val="0"/>
                 <w:color w:val="000000"/>
@@ -1054,7 +1125,9 @@
               <w:rPr>
                 <w:rFonts w:ascii="Times New Roman" w:cs="Times New Roman" w:eastAsia="Times New Roman" w:hAnsi="Times New Roman"/>
                 <w:b w:val="1"/>
-                <w:i w:val="0"/>
+                <w:bCs w:val="1"/>
+                <w:i w:val="0"/>
+                <w:iCs w:val="0"/>
                 <w:smallCaps w:val="0"/>
                 <w:strike w:val="0"/>
                 <w:color w:val="000000"/>
@@ -1069,7 +1142,9 @@
               <w:rPr>
                 <w:rFonts w:ascii="Times New Roman" w:cs="Times New Roman" w:eastAsia="Times New Roman" w:hAnsi="Times New Roman"/>
                 <w:b w:val="1"/>
-                <w:i w:val="0"/>
+                <w:bCs w:val="1"/>
+                <w:i w:val="0"/>
+                <w:iCs w:val="0"/>
                 <w:smallCaps w:val="0"/>
                 <w:strike w:val="0"/>
                 <w:color w:val="000000"/>
@@ -1105,7 +1180,9 @@
               <w:rPr>
                 <w:rFonts w:ascii="Times New Roman" w:cs="Times New Roman" w:eastAsia="Times New Roman" w:hAnsi="Times New Roman"/>
                 <w:b w:val="1"/>
-                <w:i w:val="0"/>
+                <w:bCs w:val="1"/>
+                <w:i w:val="0"/>
+                <w:iCs w:val="0"/>
                 <w:smallCaps w:val="0"/>
                 <w:strike w:val="0"/>
                 <w:color w:val="000000"/>
@@ -1120,7 +1197,9 @@
               <w:rPr>
                 <w:rFonts w:ascii="Times New Roman" w:cs="Times New Roman" w:eastAsia="Times New Roman" w:hAnsi="Times New Roman"/>
                 <w:b w:val="1"/>
-                <w:i w:val="0"/>
+                <w:bCs w:val="1"/>
+                <w:i w:val="0"/>
+                <w:iCs w:val="0"/>
                 <w:smallCaps w:val="0"/>
                 <w:strike w:val="0"/>
                 <w:color w:val="000000"/>
@@ -1156,7 +1235,9 @@
               <w:rPr>
                 <w:rFonts w:ascii="Times New Roman" w:cs="Times New Roman" w:eastAsia="Times New Roman" w:hAnsi="Times New Roman"/>
                 <w:b w:val="1"/>
-                <w:i w:val="0"/>
+                <w:bCs w:val="1"/>
+                <w:i w:val="0"/>
+                <w:iCs w:val="0"/>
                 <w:smallCaps w:val="0"/>
                 <w:strike w:val="0"/>
                 <w:color w:val="000000"/>
@@ -1171,7 +1252,9 @@
               <w:rPr>
                 <w:rFonts w:ascii="Times New Roman" w:cs="Times New Roman" w:eastAsia="Times New Roman" w:hAnsi="Times New Roman"/>
                 <w:b w:val="1"/>
-                <w:i w:val="0"/>
+                <w:bCs w:val="1"/>
+                <w:i w:val="0"/>
+                <w:iCs w:val="0"/>
                 <w:smallCaps w:val="0"/>
                 <w:strike w:val="0"/>
                 <w:color w:val="000000"/>
@@ -1214,7 +1297,9 @@
               <w:rPr>
                 <w:rFonts w:ascii="Times New Roman" w:cs="Times New Roman" w:eastAsia="Times New Roman" w:hAnsi="Times New Roman"/>
                 <w:b w:val="1"/>
-                <w:i w:val="0"/>
+                <w:bCs w:val="1"/>
+                <w:i w:val="0"/>
+                <w:iCs w:val="0"/>
                 <w:smallCaps w:val="0"/>
                 <w:strike w:val="0"/>
                 <w:color w:val="000000"/>
@@ -1229,7 +1314,9 @@
               <w:rPr>
                 <w:rFonts w:ascii="Times New Roman" w:cs="Times New Roman" w:eastAsia="Times New Roman" w:hAnsi="Times New Roman"/>
                 <w:b w:val="1"/>
-                <w:i w:val="0"/>
+                <w:bCs w:val="1"/>
+                <w:i w:val="0"/>
+                <w:iCs w:val="0"/>
                 <w:smallCaps w:val="0"/>
                 <w:strike w:val="0"/>
                 <w:color w:val="000000"/>
@@ -1265,7 +1352,9 @@
               <w:rPr>
                 <w:rFonts w:ascii="Times New Roman" w:cs="Times New Roman" w:eastAsia="Times New Roman" w:hAnsi="Times New Roman"/>
                 <w:b w:val="0"/>
-                <w:i w:val="0"/>
+                <w:bCs w:val="0"/>
+                <w:i w:val="0"/>
+                <w:iCs w:val="0"/>
                 <w:smallCaps w:val="0"/>
                 <w:strike w:val="0"/>
                 <w:color w:val="000000"/>
@@ -1280,7 +1369,9 @@
               <w:rPr>
                 <w:rFonts w:ascii="Times New Roman" w:cs="Times New Roman" w:eastAsia="Times New Roman" w:hAnsi="Times New Roman"/>
                 <w:b w:val="0"/>
-                <w:i w:val="0"/>
+                <w:bCs w:val="0"/>
+                <w:i w:val="0"/>
+                <w:iCs w:val="0"/>
                 <w:smallCaps w:val="0"/>
                 <w:strike w:val="0"/>
                 <w:color w:val="000000"/>
@@ -1323,7 +1414,9 @@
               <w:rPr>
                 <w:rFonts w:ascii="Times New Roman" w:cs="Times New Roman" w:eastAsia="Times New Roman" w:hAnsi="Times New Roman"/>
                 <w:b w:val="0"/>
-                <w:i w:val="0"/>
+                <w:bCs w:val="0"/>
+                <w:i w:val="0"/>
+                <w:iCs w:val="0"/>
                 <w:smallCaps w:val="0"/>
                 <w:strike w:val="0"/>
                 <w:color w:val="000000"/>
@@ -1338,7 +1431,9 @@
               <w:rPr>
                 <w:rFonts w:ascii="Times New Roman" w:cs="Times New Roman" w:eastAsia="Times New Roman" w:hAnsi="Times New Roman"/>
                 <w:b w:val="0"/>
-                <w:i w:val="0"/>
+                <w:bCs w:val="0"/>
+                <w:i w:val="0"/>
+                <w:iCs w:val="0"/>
                 <w:smallCaps w:val="0"/>
                 <w:strike w:val="0"/>
                 <w:color w:val="000000"/>
@@ -1378,7 +1473,9 @@
               <w:rPr>
                 <w:rFonts w:ascii="Times New Roman" w:cs="Times New Roman" w:eastAsia="Times New Roman" w:hAnsi="Times New Roman"/>
                 <w:b w:val="0"/>
-                <w:i w:val="0"/>
+                <w:bCs w:val="0"/>
+                <w:i w:val="0"/>
+                <w:iCs w:val="0"/>
                 <w:smallCaps w:val="0"/>
                 <w:strike w:val="0"/>
                 <w:color w:val="000000"/>
@@ -1393,7 +1490,9 @@
               <w:rPr>
                 <w:rFonts w:ascii="Times New Roman" w:cs="Times New Roman" w:eastAsia="Times New Roman" w:hAnsi="Times New Roman"/>
                 <w:b w:val="0"/>
-                <w:i w:val="0"/>
+                <w:bCs w:val="0"/>
+                <w:i w:val="0"/>
+                <w:iCs w:val="0"/>
                 <w:smallCaps w:val="0"/>
                 <w:strike w:val="0"/>
                 <w:color w:val="000000"/>
@@ -1436,7 +1535,9 @@
               <w:rPr>
                 <w:rFonts w:ascii="Times New Roman" w:cs="Times New Roman" w:eastAsia="Times New Roman" w:hAnsi="Times New Roman"/>
                 <w:b w:val="0"/>
-                <w:i w:val="0"/>
+                <w:bCs w:val="0"/>
+                <w:i w:val="0"/>
+                <w:iCs w:val="0"/>
                 <w:smallCaps w:val="0"/>
                 <w:strike w:val="0"/>
                 <w:color w:val="000000"/>
@@ -1451,7 +1552,9 @@
               <w:rPr>
                 <w:rFonts w:ascii="Times New Roman" w:cs="Times New Roman" w:eastAsia="Times New Roman" w:hAnsi="Times New Roman"/>
                 <w:b w:val="0"/>
-                <w:i w:val="0"/>
+                <w:bCs w:val="0"/>
+                <w:i w:val="0"/>
+                <w:iCs w:val="0"/>
                 <w:smallCaps w:val="0"/>
                 <w:strike w:val="0"/>
                 <w:color w:val="000000"/>
@@ -1491,7 +1594,9 @@
               <w:rPr>
                 <w:rFonts w:ascii="Times New Roman" w:cs="Times New Roman" w:eastAsia="Times New Roman" w:hAnsi="Times New Roman"/>
                 <w:b w:val="0"/>
-                <w:i w:val="0"/>
+                <w:bCs w:val="0"/>
+                <w:i w:val="0"/>
+                <w:iCs w:val="0"/>
                 <w:smallCaps w:val="0"/>
                 <w:strike w:val="0"/>
                 <w:color w:val="000000"/>
@@ -1506,7 +1611,9 @@
               <w:rPr>
                 <w:rFonts w:ascii="Times New Roman" w:cs="Times New Roman" w:eastAsia="Times New Roman" w:hAnsi="Times New Roman"/>
                 <w:b w:val="0"/>
-                <w:i w:val="0"/>
+                <w:bCs w:val="0"/>
+                <w:i w:val="0"/>
+                <w:iCs w:val="0"/>
                 <w:smallCaps w:val="0"/>
                 <w:strike w:val="0"/>
                 <w:color w:val="000000"/>
@@ -1546,7 +1653,9 @@
               <w:rPr>
                 <w:rFonts w:ascii="Times New Roman" w:cs="Times New Roman" w:eastAsia="Times New Roman" w:hAnsi="Times New Roman"/>
                 <w:b w:val="0"/>
-                <w:i w:val="0"/>
+                <w:bCs w:val="0"/>
+                <w:i w:val="0"/>
+                <w:iCs w:val="0"/>
                 <w:smallCaps w:val="0"/>
                 <w:strike w:val="0"/>
                 <w:color w:val="000000"/>
@@ -1561,7 +1670,9 @@
               <w:rPr>
                 <w:rFonts w:ascii="Times New Roman" w:cs="Times New Roman" w:eastAsia="Times New Roman" w:hAnsi="Times New Roman"/>
                 <w:b w:val="0"/>
-                <w:i w:val="0"/>
+                <w:bCs w:val="0"/>
+                <w:i w:val="0"/>
+                <w:iCs w:val="0"/>
                 <w:smallCaps w:val="0"/>
                 <w:strike w:val="0"/>
                 <w:color w:val="000000"/>
@@ -1597,7 +1708,9 @@
               <w:rPr>
                 <w:rFonts w:ascii="Times New Roman" w:cs="Times New Roman" w:eastAsia="Times New Roman" w:hAnsi="Times New Roman"/>
                 <w:b w:val="0"/>
-                <w:i w:val="0"/>
+                <w:bCs w:val="0"/>
+                <w:i w:val="0"/>
+                <w:iCs w:val="0"/>
                 <w:smallCaps w:val="0"/>
                 <w:strike w:val="0"/>
                 <w:color w:val="000000"/>
@@ -1612,7 +1725,9 @@
               <w:rPr>
                 <w:rFonts w:ascii="Times New Roman" w:cs="Times New Roman" w:eastAsia="Times New Roman" w:hAnsi="Times New Roman"/>
                 <w:b w:val="0"/>
-                <w:i w:val="0"/>
+                <w:bCs w:val="0"/>
+                <w:i w:val="0"/>
+                <w:iCs w:val="0"/>
                 <w:smallCaps w:val="0"/>
                 <w:strike w:val="0"/>
                 <w:color w:val="000000"/>
@@ -1645,7 +1760,9 @@
               <w:rPr>
                 <w:rFonts w:ascii="Times New Roman" w:cs="Times New Roman" w:eastAsia="Times New Roman" w:hAnsi="Times New Roman"/>
                 <w:b w:val="0"/>
-                <w:i w:val="0"/>
+                <w:bCs w:val="0"/>
+                <w:i w:val="0"/>
+                <w:iCs w:val="0"/>
                 <w:smallCaps w:val="0"/>
                 <w:strike w:val="0"/>
                 <w:color w:val="000000"/>
@@ -1660,7 +1777,9 @@
               <w:rPr>
                 <w:rFonts w:ascii="Times New Roman" w:cs="Times New Roman" w:eastAsia="Times New Roman" w:hAnsi="Times New Roman"/>
                 <w:b w:val="0"/>
-                <w:i w:val="0"/>
+                <w:bCs w:val="0"/>
+                <w:i w:val="0"/>
+                <w:iCs w:val="0"/>
                 <w:smallCaps w:val="0"/>
                 <w:strike w:val="0"/>
                 <w:color w:val="000000"/>
@@ -1703,7 +1822,9 @@
               <w:rPr>
                 <w:rFonts w:ascii="Times New Roman" w:cs="Times New Roman" w:eastAsia="Times New Roman" w:hAnsi="Times New Roman"/>
                 <w:b w:val="1"/>
-                <w:i w:val="0"/>
+                <w:bCs w:val="1"/>
+                <w:i w:val="0"/>
+                <w:iCs w:val="0"/>
                 <w:smallCaps w:val="0"/>
                 <w:strike w:val="0"/>
                 <w:color w:val="000000"/>
@@ -1718,7 +1839,9 @@
               <w:rPr>
                 <w:rFonts w:ascii="Times New Roman" w:cs="Times New Roman" w:eastAsia="Times New Roman" w:hAnsi="Times New Roman"/>
                 <w:b w:val="1"/>
-                <w:i w:val="0"/>
+                <w:bCs w:val="1"/>
+                <w:i w:val="0"/>
+                <w:iCs w:val="0"/>
                 <w:smallCaps w:val="0"/>
                 <w:strike w:val="0"/>
                 <w:color w:val="000000"/>
@@ -1754,7 +1877,9 @@
               <w:rPr>
                 <w:rFonts w:ascii="Times New Roman" w:cs="Times New Roman" w:eastAsia="Times New Roman" w:hAnsi="Times New Roman"/>
                 <w:b w:val="0"/>
-                <w:i w:val="0"/>
+                <w:bCs w:val="0"/>
+                <w:i w:val="0"/>
+                <w:iCs w:val="0"/>
                 <w:smallCaps w:val="0"/>
                 <w:strike w:val="0"/>
                 <w:color w:val="000000"/>
@@ -1769,7 +1894,9 @@
               <w:rPr>
                 <w:rFonts w:ascii="Times New Roman" w:cs="Times New Roman" w:eastAsia="Times New Roman" w:hAnsi="Times New Roman"/>
                 <w:b w:val="0"/>
-                <w:i w:val="0"/>
+                <w:bCs w:val="0"/>
+                <w:i w:val="0"/>
+                <w:iCs w:val="0"/>
                 <w:smallCaps w:val="0"/>
                 <w:strike w:val="0"/>
                 <w:color w:val="000000"/>
@@ -1805,7 +1932,9 @@
               <w:rPr>
                 <w:rFonts w:ascii="Times New Roman" w:cs="Times New Roman" w:eastAsia="Times New Roman" w:hAnsi="Times New Roman"/>
                 <w:b w:val="0"/>
-                <w:i w:val="0"/>
+                <w:bCs w:val="0"/>
+                <w:i w:val="0"/>
+                <w:iCs w:val="0"/>
                 <w:smallCaps w:val="0"/>
                 <w:strike w:val="0"/>
                 <w:color w:val="000000"/>
@@ -1820,7 +1949,9 @@
               <w:rPr>
                 <w:rFonts w:ascii="Times New Roman" w:cs="Times New Roman" w:eastAsia="Times New Roman" w:hAnsi="Times New Roman"/>
                 <w:b w:val="0"/>
-                <w:i w:val="0"/>
+                <w:bCs w:val="0"/>
+                <w:i w:val="0"/>
+                <w:iCs w:val="0"/>
                 <w:smallCaps w:val="0"/>
                 <w:strike w:val="0"/>
                 <w:color w:val="000000"/>
@@ -1863,7 +1994,9 @@
               <w:rPr>
                 <w:rFonts w:ascii="Times New Roman" w:cs="Times New Roman" w:eastAsia="Times New Roman" w:hAnsi="Times New Roman"/>
                 <w:b w:val="0"/>
-                <w:i w:val="0"/>
+                <w:bCs w:val="0"/>
+                <w:i w:val="0"/>
+                <w:iCs w:val="0"/>
                 <w:smallCaps w:val="0"/>
                 <w:strike w:val="0"/>
                 <w:color w:val="000000"/>
@@ -1878,7 +2011,9 @@
               <w:rPr>
                 <w:rFonts w:ascii="Times New Roman" w:cs="Times New Roman" w:eastAsia="Times New Roman" w:hAnsi="Times New Roman"/>
                 <w:b w:val="0"/>
-                <w:i w:val="0"/>
+                <w:bCs w:val="0"/>
+                <w:i w:val="0"/>
+                <w:iCs w:val="0"/>
                 <w:smallCaps w:val="0"/>
                 <w:strike w:val="0"/>
                 <w:color w:val="000000"/>
@@ -1918,7 +2053,9 @@
               <w:rPr>
                 <w:rFonts w:ascii="Times New Roman" w:cs="Times New Roman" w:eastAsia="Times New Roman" w:hAnsi="Times New Roman"/>
                 <w:b w:val="0"/>
-                <w:i w:val="0"/>
+                <w:bCs w:val="0"/>
+                <w:i w:val="0"/>
+                <w:iCs w:val="0"/>
                 <w:smallCaps w:val="0"/>
                 <w:strike w:val="0"/>
                 <w:color w:val="000000"/>
@@ -1933,7 +2070,9 @@
               <w:rPr>
                 <w:rFonts w:ascii="Times New Roman" w:cs="Times New Roman" w:eastAsia="Times New Roman" w:hAnsi="Times New Roman"/>
                 <w:b w:val="0"/>
-                <w:i w:val="0"/>
+                <w:bCs w:val="0"/>
+                <w:i w:val="0"/>
+                <w:iCs w:val="0"/>
                 <w:smallCaps w:val="0"/>
                 <w:strike w:val="0"/>
                 <w:color w:val="000000"/>
@@ -1973,7 +2112,9 @@
               <w:rPr>
                 <w:rFonts w:ascii="Times New Roman" w:cs="Times New Roman" w:eastAsia="Times New Roman" w:hAnsi="Times New Roman"/>
                 <w:b w:val="0"/>
-                <w:i w:val="0"/>
+                <w:bCs w:val="0"/>
+                <w:i w:val="0"/>
+                <w:iCs w:val="0"/>
                 <w:smallCaps w:val="0"/>
                 <w:strike w:val="0"/>
                 <w:color w:val="000000"/>
@@ -1988,7 +2129,9 @@
               <w:rPr>
                 <w:rFonts w:ascii="Times New Roman" w:cs="Times New Roman" w:eastAsia="Times New Roman" w:hAnsi="Times New Roman"/>
                 <w:b w:val="0"/>
-                <w:i w:val="0"/>
+                <w:bCs w:val="0"/>
+                <w:i w:val="0"/>
+                <w:iCs w:val="0"/>
                 <w:smallCaps w:val="0"/>
                 <w:strike w:val="0"/>
                 <w:color w:val="000000"/>
@@ -2028,7 +2171,9 @@
               <w:rPr>
                 <w:rFonts w:ascii="Times New Roman" w:cs="Times New Roman" w:eastAsia="Times New Roman" w:hAnsi="Times New Roman"/>
                 <w:b w:val="0"/>
-                <w:i w:val="0"/>
+                <w:bCs w:val="0"/>
+                <w:i w:val="0"/>
+                <w:iCs w:val="0"/>
                 <w:smallCaps w:val="0"/>
                 <w:strike w:val="0"/>
                 <w:color w:val="000000"/>
@@ -2043,7 +2188,9 @@
               <w:rPr>
                 <w:rFonts w:ascii="Times New Roman" w:cs="Times New Roman" w:eastAsia="Times New Roman" w:hAnsi="Times New Roman"/>
                 <w:b w:val="0"/>
-                <w:i w:val="0"/>
+                <w:bCs w:val="0"/>
+                <w:i w:val="0"/>
+                <w:iCs w:val="0"/>
                 <w:smallCaps w:val="0"/>
                 <w:strike w:val="0"/>
                 <w:color w:val="000000"/>
@@ -2079,7 +2226,9 @@
               <w:rPr>
                 <w:rFonts w:ascii="Times New Roman" w:cs="Times New Roman" w:eastAsia="Times New Roman" w:hAnsi="Times New Roman"/>
                 <w:b w:val="0"/>
-                <w:i w:val="0"/>
+                <w:bCs w:val="0"/>
+                <w:i w:val="0"/>
+                <w:iCs w:val="0"/>
                 <w:smallCaps w:val="0"/>
                 <w:strike w:val="0"/>
                 <w:color w:val="000000"/>
@@ -2094,7 +2243,9 @@
               <w:rPr>
                 <w:rFonts w:ascii="Times New Roman" w:cs="Times New Roman" w:eastAsia="Times New Roman" w:hAnsi="Times New Roman"/>
                 <w:b w:val="0"/>
-                <w:i w:val="0"/>
+                <w:bCs w:val="0"/>
+                <w:i w:val="0"/>
+                <w:iCs w:val="0"/>
                 <w:smallCaps w:val="0"/>
                 <w:strike w:val="0"/>
                 <w:color w:val="211e1f"/>
@@ -2142,7 +2293,9 @@
               <w:rPr>
                 <w:rFonts w:ascii="Times New Roman" w:cs="Times New Roman" w:eastAsia="Times New Roman" w:hAnsi="Times New Roman"/>
                 <w:b w:val="1"/>
-                <w:i w:val="0"/>
+                <w:bCs w:val="1"/>
+                <w:i w:val="0"/>
+                <w:iCs w:val="0"/>
                 <w:smallCaps w:val="0"/>
                 <w:strike w:val="0"/>
                 <w:color w:val="000000"/>
@@ -2157,7 +2310,9 @@
               <w:rPr>
                 <w:rFonts w:ascii="Times New Roman" w:cs="Times New Roman" w:eastAsia="Times New Roman" w:hAnsi="Times New Roman"/>
                 <w:b w:val="1"/>
-                <w:i w:val="0"/>
+                <w:bCs w:val="1"/>
+                <w:i w:val="0"/>
+                <w:iCs w:val="0"/>
                 <w:smallCaps w:val="0"/>
                 <w:strike w:val="0"/>
                 <w:color w:val="000000"/>
@@ -2193,7 +2348,9 @@
               <w:rPr>
                 <w:rFonts w:ascii="Times New Roman" w:cs="Times New Roman" w:eastAsia="Times New Roman" w:hAnsi="Times New Roman"/>
                 <w:b w:val="0"/>
-                <w:i w:val="0"/>
+                <w:bCs w:val="0"/>
+                <w:i w:val="0"/>
+                <w:iCs w:val="0"/>
                 <w:smallCaps w:val="0"/>
                 <w:strike w:val="0"/>
                 <w:color w:val="000000"/>
@@ -2208,7 +2365,9 @@
               <w:rPr>
                 <w:rFonts w:ascii="Times New Roman" w:cs="Times New Roman" w:eastAsia="Times New Roman" w:hAnsi="Times New Roman"/>
                 <w:b w:val="0"/>
-                <w:i w:val="0"/>
+                <w:bCs w:val="0"/>
+                <w:i w:val="0"/>
+                <w:iCs w:val="0"/>
                 <w:smallCaps w:val="0"/>
                 <w:strike w:val="0"/>
                 <w:color w:val="000000"/>
@@ -2244,7 +2403,9 @@
               <w:rPr>
                 <w:rFonts w:ascii="Times New Roman" w:cs="Times New Roman" w:eastAsia="Times New Roman" w:hAnsi="Times New Roman"/>
                 <w:b w:val="0"/>
-                <w:i w:val="0"/>
+                <w:bCs w:val="0"/>
+                <w:i w:val="0"/>
+                <w:iCs w:val="0"/>
                 <w:smallCaps w:val="0"/>
                 <w:strike w:val="0"/>
                 <w:color w:val="000000"/>
@@ -2259,7 +2420,9 @@
               <w:rPr>
                 <w:rFonts w:ascii="Times New Roman" w:cs="Times New Roman" w:eastAsia="Times New Roman" w:hAnsi="Times New Roman"/>
                 <w:b w:val="0"/>
-                <w:i w:val="0"/>
+                <w:bCs w:val="0"/>
+                <w:i w:val="0"/>
+                <w:iCs w:val="0"/>
                 <w:smallCaps w:val="0"/>
                 <w:strike w:val="0"/>
                 <w:color w:val="000000"/>
@@ -2302,7 +2465,9 @@
               <w:rPr>
                 <w:rFonts w:ascii="Times New Roman" w:cs="Times New Roman" w:eastAsia="Times New Roman" w:hAnsi="Times New Roman"/>
                 <w:b w:val="0"/>
-                <w:i w:val="0"/>
+                <w:bCs w:val="0"/>
+                <w:i w:val="0"/>
+                <w:iCs w:val="0"/>
                 <w:smallCaps w:val="0"/>
                 <w:strike w:val="0"/>
                 <w:color w:val="000000"/>
@@ -2317,7 +2482,9 @@
               <w:rPr>
                 <w:rFonts w:ascii="Times New Roman" w:cs="Times New Roman" w:eastAsia="Times New Roman" w:hAnsi="Times New Roman"/>
                 <w:b w:val="0"/>
-                <w:i w:val="0"/>
+                <w:bCs w:val="0"/>
+                <w:i w:val="0"/>
+                <w:iCs w:val="0"/>
                 <w:smallCaps w:val="0"/>
                 <w:strike w:val="0"/>
                 <w:color w:val="000000"/>
@@ -2357,7 +2524,9 @@
               <w:rPr>
                 <w:rFonts w:ascii="Times New Roman" w:cs="Times New Roman" w:eastAsia="Times New Roman" w:hAnsi="Times New Roman"/>
                 <w:b w:val="0"/>
-                <w:i w:val="0"/>
+                <w:bCs w:val="0"/>
+                <w:i w:val="0"/>
+                <w:iCs w:val="0"/>
                 <w:smallCaps w:val="0"/>
                 <w:strike w:val="0"/>
                 <w:color w:val="000000"/>
@@ -2372,7 +2541,9 @@
               <w:rPr>
                 <w:rFonts w:ascii="Times New Roman" w:cs="Times New Roman" w:eastAsia="Times New Roman" w:hAnsi="Times New Roman"/>
                 <w:b w:val="0"/>
-                <w:i w:val="0"/>
+                <w:bCs w:val="0"/>
+                <w:i w:val="0"/>
+                <w:iCs w:val="0"/>
                 <w:smallCaps w:val="0"/>
                 <w:strike w:val="0"/>
                 <w:color w:val="000000"/>
@@ -2412,7 +2583,9 @@
               <w:rPr>
                 <w:rFonts w:ascii="Times New Roman" w:cs="Times New Roman" w:eastAsia="Times New Roman" w:hAnsi="Times New Roman"/>
                 <w:b w:val="0"/>
-                <w:i w:val="0"/>
+                <w:bCs w:val="0"/>
+                <w:i w:val="0"/>
+                <w:iCs w:val="0"/>
                 <w:smallCaps w:val="0"/>
                 <w:strike w:val="0"/>
                 <w:color w:val="000000"/>
@@ -2427,7 +2600,9 @@
               <w:rPr>
                 <w:rFonts w:ascii="Times New Roman" w:cs="Times New Roman" w:eastAsia="Times New Roman" w:hAnsi="Times New Roman"/>
                 <w:b w:val="0"/>
-                <w:i w:val="0"/>
+                <w:bCs w:val="0"/>
+                <w:i w:val="0"/>
+                <w:iCs w:val="0"/>
                 <w:smallCaps w:val="0"/>
                 <w:strike w:val="0"/>
                 <w:color w:val="000000"/>
@@ -2467,7 +2642,9 @@
               <w:rPr>
                 <w:rFonts w:ascii="Times New Roman" w:cs="Times New Roman" w:eastAsia="Times New Roman" w:hAnsi="Times New Roman"/>
                 <w:b w:val="0"/>
-                <w:i w:val="0"/>
+                <w:bCs w:val="0"/>
+                <w:i w:val="0"/>
+                <w:iCs w:val="0"/>
                 <w:smallCaps w:val="0"/>
                 <w:strike w:val="0"/>
                 <w:color w:val="000000"/>
@@ -2482,7 +2659,9 @@
               <w:rPr>
                 <w:rFonts w:ascii="Times New Roman" w:cs="Times New Roman" w:eastAsia="Times New Roman" w:hAnsi="Times New Roman"/>
                 <w:b w:val="0"/>
-                <w:i w:val="0"/>
+                <w:bCs w:val="0"/>
+                <w:i w:val="0"/>
+                <w:iCs w:val="0"/>
                 <w:smallCaps w:val="0"/>
                 <w:strike w:val="0"/>
                 <w:color w:val="000000"/>
@@ -2507,7 +2686,9 @@
               <w:rPr>
                 <w:rFonts w:ascii="Times New Roman" w:cs="Times New Roman" w:eastAsia="Times New Roman" w:hAnsi="Times New Roman"/>
                 <w:b w:val="0"/>
-                <w:i w:val="0"/>
+                <w:bCs w:val="0"/>
+                <w:i w:val="0"/>
+                <w:iCs w:val="0"/>
                 <w:smallCaps w:val="0"/>
                 <w:strike w:val="0"/>
                 <w:color w:val="000000"/>
@@ -2547,7 +2728,9 @@
               <w:rPr>
                 <w:rFonts w:ascii="Times New Roman" w:cs="Times New Roman" w:eastAsia="Times New Roman" w:hAnsi="Times New Roman"/>
                 <w:b w:val="0"/>
-                <w:i w:val="0"/>
+                <w:bCs w:val="0"/>
+                <w:i w:val="0"/>
+                <w:iCs w:val="0"/>
                 <w:smallCaps w:val="0"/>
                 <w:strike w:val="0"/>
                 <w:color w:val="000000"/>
@@ -2562,7 +2745,9 @@
               <w:rPr>
                 <w:rFonts w:ascii="Times New Roman" w:cs="Times New Roman" w:eastAsia="Times New Roman" w:hAnsi="Times New Roman"/>
                 <w:b w:val="0"/>
-                <w:i w:val="0"/>
+                <w:bCs w:val="0"/>
+                <w:i w:val="0"/>
+                <w:iCs w:val="0"/>
                 <w:smallCaps w:val="0"/>
                 <w:strike w:val="0"/>
                 <w:color w:val="000000"/>
@@ -2641,7 +2826,9 @@
               <w:rPr>
                 <w:rFonts w:ascii="Times New Roman" w:cs="Times New Roman" w:eastAsia="Times New Roman" w:hAnsi="Times New Roman"/>
                 <w:b w:val="0"/>
-                <w:i w:val="0"/>
+                <w:bCs w:val="0"/>
+                <w:i w:val="0"/>
+                <w:iCs w:val="0"/>
                 <w:smallCaps w:val="0"/>
                 <w:strike w:val="0"/>
                 <w:color w:val="000000"/>
@@ -2656,7 +2843,9 @@
               <w:rPr>
                 <w:rFonts w:ascii="Times New Roman" w:cs="Times New Roman" w:eastAsia="Times New Roman" w:hAnsi="Times New Roman"/>
                 <w:b w:val="0"/>
-                <w:i w:val="0"/>
+                <w:bCs w:val="0"/>
+                <w:i w:val="0"/>
+                <w:iCs w:val="0"/>
                 <w:smallCaps w:val="0"/>
                 <w:strike w:val="0"/>
                 <w:color w:val="000000"/>
@@ -2699,7 +2888,9 @@
               <w:rPr>
                 <w:rFonts w:ascii="Times New Roman" w:cs="Times New Roman" w:eastAsia="Times New Roman" w:hAnsi="Times New Roman"/>
                 <w:b w:val="1"/>
-                <w:i w:val="0"/>
+                <w:bCs w:val="1"/>
+                <w:i w:val="0"/>
+                <w:iCs w:val="0"/>
                 <w:smallCaps w:val="0"/>
                 <w:strike w:val="0"/>
                 <w:color w:val="000000"/>
@@ -2714,7 +2905,9 @@
               <w:rPr>
                 <w:rFonts w:ascii="Times New Roman" w:cs="Times New Roman" w:eastAsia="Times New Roman" w:hAnsi="Times New Roman"/>
                 <w:b w:val="1"/>
-                <w:i w:val="0"/>
+                <w:bCs w:val="1"/>
+                <w:i w:val="0"/>
+                <w:iCs w:val="0"/>
                 <w:smallCaps w:val="0"/>
                 <w:strike w:val="0"/>
                 <w:color w:val="000000"/>
@@ -2750,7 +2943,9 @@
               <w:rPr>
                 <w:rFonts w:ascii="Times New Roman" w:cs="Times New Roman" w:eastAsia="Times New Roman" w:hAnsi="Times New Roman"/>
                 <w:b w:val="0"/>
-                <w:i w:val="0"/>
+                <w:bCs w:val="0"/>
+                <w:i w:val="0"/>
+                <w:iCs w:val="0"/>
                 <w:smallCaps w:val="0"/>
                 <w:strike w:val="0"/>
                 <w:color w:val="000000"/>
@@ -2765,7 +2960,9 @@
               <w:rPr>
                 <w:rFonts w:ascii="Times New Roman" w:cs="Times New Roman" w:eastAsia="Times New Roman" w:hAnsi="Times New Roman"/>
                 <w:b w:val="0"/>
-                <w:i w:val="0"/>
+                <w:bCs w:val="0"/>
+                <w:i w:val="0"/>
+                <w:iCs w:val="0"/>
                 <w:smallCaps w:val="0"/>
                 <w:strike w:val="0"/>
                 <w:color w:val="000000"/>
@@ -2801,7 +2998,9 @@
               <w:rPr>
                 <w:rFonts w:ascii="Times New Roman" w:cs="Times New Roman" w:eastAsia="Times New Roman" w:hAnsi="Times New Roman"/>
                 <w:b w:val="0"/>
-                <w:i w:val="0"/>
+                <w:bCs w:val="0"/>
+                <w:i w:val="0"/>
+                <w:iCs w:val="0"/>
                 <w:smallCaps w:val="0"/>
                 <w:strike w:val="0"/>
                 <w:color w:val="000000"/>
@@ -2816,7 +3015,9 @@
               <w:rPr>
                 <w:rFonts w:ascii="Times New Roman" w:cs="Times New Roman" w:eastAsia="Times New Roman" w:hAnsi="Times New Roman"/>
                 <w:b w:val="0"/>
-                <w:i w:val="0"/>
+                <w:bCs w:val="0"/>
+                <w:i w:val="0"/>
+                <w:iCs w:val="0"/>
                 <w:smallCaps w:val="0"/>
                 <w:strike w:val="0"/>
                 <w:color w:val="000000"/>
@@ -2859,7 +3060,9 @@
               <w:rPr>
                 <w:rFonts w:ascii="Times New Roman" w:cs="Times New Roman" w:eastAsia="Times New Roman" w:hAnsi="Times New Roman"/>
                 <w:b w:val="0"/>
-                <w:i w:val="0"/>
+                <w:bCs w:val="0"/>
+                <w:i w:val="0"/>
+                <w:iCs w:val="0"/>
                 <w:smallCaps w:val="0"/>
                 <w:strike w:val="0"/>
                 <w:color w:val="000000"/>
@@ -2874,7 +3077,9 @@
               <w:rPr>
                 <w:rFonts w:ascii="Times New Roman" w:cs="Times New Roman" w:eastAsia="Times New Roman" w:hAnsi="Times New Roman"/>
                 <w:b w:val="0"/>
-                <w:i w:val="0"/>
+                <w:bCs w:val="0"/>
+                <w:i w:val="0"/>
+                <w:iCs w:val="0"/>
                 <w:smallCaps w:val="0"/>
                 <w:strike w:val="0"/>
                 <w:color w:val="000000"/>
@@ -2914,7 +3119,9 @@
               <w:rPr>
                 <w:rFonts w:ascii="Times New Roman" w:cs="Times New Roman" w:eastAsia="Times New Roman" w:hAnsi="Times New Roman"/>
                 <w:b w:val="0"/>
-                <w:i w:val="0"/>
+                <w:bCs w:val="0"/>
+                <w:i w:val="0"/>
+                <w:iCs w:val="0"/>
                 <w:smallCaps w:val="0"/>
                 <w:strike w:val="0"/>
                 <w:color w:val="000000"/>
@@ -2929,7 +3136,9 @@
               <w:rPr>
                 <w:rFonts w:ascii="Times New Roman" w:cs="Times New Roman" w:eastAsia="Times New Roman" w:hAnsi="Times New Roman"/>
                 <w:b w:val="0"/>
-                <w:i w:val="0"/>
+                <w:bCs w:val="0"/>
+                <w:i w:val="0"/>
+                <w:iCs w:val="0"/>
                 <w:smallCaps w:val="0"/>
                 <w:strike w:val="0"/>
                 <w:color w:val="000000"/>
@@ -2969,7 +3178,9 @@
               <w:rPr>
                 <w:rFonts w:ascii="Times New Roman" w:cs="Times New Roman" w:eastAsia="Times New Roman" w:hAnsi="Times New Roman"/>
                 <w:b w:val="0"/>
-                <w:i w:val="0"/>
+                <w:bCs w:val="0"/>
+                <w:i w:val="0"/>
+                <w:iCs w:val="0"/>
                 <w:smallCaps w:val="0"/>
                 <w:strike w:val="0"/>
                 <w:color w:val="000000"/>
@@ -2984,7 +3195,9 @@
               <w:rPr>
                 <w:rFonts w:ascii="Times New Roman" w:cs="Times New Roman" w:eastAsia="Times New Roman" w:hAnsi="Times New Roman"/>
                 <w:b w:val="0"/>
-                <w:i w:val="0"/>
+                <w:bCs w:val="0"/>
+                <w:i w:val="0"/>
+                <w:iCs w:val="0"/>
                 <w:smallCaps w:val="0"/>
                 <w:strike w:val="0"/>
                 <w:color w:val="000000"/>
@@ -3020,7 +3233,9 @@
               <w:rPr>
                 <w:rFonts w:ascii="Times New Roman" w:cs="Times New Roman" w:eastAsia="Times New Roman" w:hAnsi="Times New Roman"/>
                 <w:b w:val="0"/>
-                <w:i w:val="0"/>
+                <w:bCs w:val="0"/>
+                <w:i w:val="0"/>
+                <w:iCs w:val="0"/>
                 <w:smallCaps w:val="0"/>
                 <w:strike w:val="0"/>
                 <w:color w:val="000000"/>
@@ -3035,7 +3250,9 @@
               <w:rPr>
                 <w:rFonts w:ascii="Times New Roman" w:cs="Times New Roman" w:eastAsia="Times New Roman" w:hAnsi="Times New Roman"/>
                 <w:b w:val="0"/>
-                <w:i w:val="0"/>
+                <w:bCs w:val="0"/>
+                <w:i w:val="0"/>
+                <w:iCs w:val="0"/>
                 <w:smallCaps w:val="0"/>
                 <w:strike w:val="0"/>
                 <w:color w:val="000000"/>
@@ -3068,7 +3285,9 @@
               <w:rPr>
                 <w:rFonts w:ascii="Times New Roman" w:cs="Times New Roman" w:eastAsia="Times New Roman" w:hAnsi="Times New Roman"/>
                 <w:b w:val="0"/>
-                <w:i w:val="0"/>
+                <w:bCs w:val="0"/>
+                <w:i w:val="0"/>
+                <w:iCs w:val="0"/>
                 <w:smallCaps w:val="0"/>
                 <w:strike w:val="0"/>
                 <w:color w:val="000000"/>
@@ -3083,7 +3302,9 @@
               <w:rPr>
                 <w:rFonts w:ascii="Times New Roman" w:cs="Times New Roman" w:eastAsia="Times New Roman" w:hAnsi="Times New Roman"/>
                 <w:b w:val="0"/>
-                <w:i w:val="0"/>
+                <w:bCs w:val="0"/>
+                <w:i w:val="0"/>
+                <w:iCs w:val="0"/>
                 <w:smallCaps w:val="0"/>
                 <w:strike w:val="0"/>
                 <w:color w:val="000000"/>
@@ -3120,7 +3341,9 @@
         <w:rPr>
           <w:rFonts w:ascii="Times New Roman" w:cs="Times New Roman" w:eastAsia="Times New Roman" w:hAnsi="Times New Roman"/>
           <w:b w:val="1"/>
-          <w:i w:val="0"/>
+          <w:bCs w:val="1"/>
+          <w:i w:val="0"/>
+          <w:iCs w:val="0"/>
           <w:smallCaps w:val="0"/>
           <w:strike w:val="0"/>
           <w:color w:val="000000"/>
@@ -3166,7 +3389,9 @@
         <w:rPr>
           <w:rFonts w:ascii="Times New Roman" w:cs="Times New Roman" w:eastAsia="Times New Roman" w:hAnsi="Times New Roman"/>
           <w:b w:val="1"/>
-          <w:i w:val="0"/>
+          <w:bCs w:val="1"/>
+          <w:i w:val="0"/>
+          <w:iCs w:val="0"/>
           <w:smallCaps w:val="0"/>
           <w:strike w:val="0"/>
           <w:color w:val="000000"/>
@@ -3181,7 +3406,9 @@
         <w:rPr>
           <w:rFonts w:ascii="Times New Roman" w:cs="Times New Roman" w:eastAsia="Times New Roman" w:hAnsi="Times New Roman"/>
           <w:b w:val="1"/>
-          <w:i w:val="0"/>
+          <w:bCs w:val="1"/>
+          <w:i w:val="0"/>
+          <w:iCs w:val="0"/>
           <w:smallCaps w:val="0"/>
           <w:strike w:val="0"/>
           <w:color w:val="000000"/>
@@ -3215,7 +3442,9 @@
         <w:rPr>
           <w:rFonts w:ascii="Times New Roman" w:cs="Times New Roman" w:eastAsia="Times New Roman" w:hAnsi="Times New Roman"/>
           <w:b w:val="1"/>
-          <w:i w:val="0"/>
+          <w:bCs w:val="1"/>
+          <w:i w:val="0"/>
+          <w:iCs w:val="0"/>
           <w:smallCaps w:val="0"/>
           <w:strike w:val="0"/>
           <w:color w:val="000000"/>
@@ -3261,22 +3490,26 @@
         <w:rPr>
           <w:rFonts w:ascii="Times New Roman" w:cs="Times New Roman" w:eastAsia="Times New Roman" w:hAnsi="Times New Roman"/>
           <w:b w:val="0"/>
-          <w:i w:val="0"/>
-          <w:smallCaps w:val="0"/>
-          <w:strike w:val="0"/>
-          <w:color w:val="000000"/>
-          <w:sz w:val="20"/>
-          <w:szCs w:val="20"/>
-          <w:u w:val="none"/>
-          <w:shd w:fill="auto" w:val="clear"/>
-          <w:vertAlign w:val="baseline"/>
-        </w:rPr>
-      </w:pPr>
-      <w:r>
-        <w:rPr>
-          <w:rFonts w:ascii="Times New Roman" w:cs="Times New Roman" w:eastAsia="Times New Roman" w:hAnsi="Times New Roman"/>
-          <w:b w:val="0"/>
-          <w:i w:val="0"/>
+          <w:bCs w:val="0"/>
+          <w:i w:val="0"/>
+          <w:iCs w:val="0"/>
+          <w:smallCaps w:val="0"/>
+          <w:strike w:val="0"/>
+          <w:color w:val="000000"/>
+          <w:sz w:val="20"/>
+          <w:szCs w:val="20"/>
+          <w:u w:val="none"/>
+          <w:shd w:fill="auto" w:val="clear"/>
+          <w:vertAlign w:val="baseline"/>
+        </w:rPr>
+      </w:pPr>
+      <w:r>
+        <w:rPr>
+          <w:rFonts w:ascii="Times New Roman" w:cs="Times New Roman" w:eastAsia="Times New Roman" w:hAnsi="Times New Roman"/>
+          <w:b w:val="0"/>
+          <w:bCs w:val="0"/>
+          <w:i w:val="0"/>
+          <w:iCs w:val="0"/>
           <w:smallCaps w:val="0"/>
           <w:strike w:val="0"/>
           <w:color w:val="000000"/>
@@ -3310,7 +3543,9 @@
         <w:rPr>
           <w:rFonts w:ascii="Times New Roman" w:cs="Times New Roman" w:eastAsia="Times New Roman" w:hAnsi="Times New Roman"/>
           <w:b w:val="0"/>
-          <w:i w:val="0"/>
+          <w:bCs w:val="0"/>
+          <w:i w:val="0"/>
+          <w:iCs w:val="0"/>
           <w:smallCaps w:val="0"/>
           <w:strike w:val="0"/>
           <w:color w:val="000000"/>
@@ -3356,22 +3591,26 @@
         <w:rPr>
           <w:rFonts w:ascii="Times New Roman" w:cs="Times New Roman" w:eastAsia="Times New Roman" w:hAnsi="Times New Roman"/>
           <w:b w:val="0"/>
-          <w:i w:val="0"/>
-          <w:smallCaps w:val="0"/>
-          <w:strike w:val="0"/>
-          <w:color w:val="000000"/>
-          <w:sz w:val="20"/>
-          <w:szCs w:val="20"/>
-          <w:u w:val="none"/>
-          <w:shd w:fill="auto" w:val="clear"/>
-          <w:vertAlign w:val="baseline"/>
-        </w:rPr>
-      </w:pPr>
-      <w:r>
-        <w:rPr>
-          <w:rFonts w:ascii="Times New Roman" w:cs="Times New Roman" w:eastAsia="Times New Roman" w:hAnsi="Times New Roman"/>
-          <w:b w:val="0"/>
-          <w:i w:val="0"/>
+          <w:bCs w:val="0"/>
+          <w:i w:val="0"/>
+          <w:iCs w:val="0"/>
+          <w:smallCaps w:val="0"/>
+          <w:strike w:val="0"/>
+          <w:color w:val="000000"/>
+          <w:sz w:val="20"/>
+          <w:szCs w:val="20"/>
+          <w:u w:val="none"/>
+          <w:shd w:fill="auto" w:val="clear"/>
+          <w:vertAlign w:val="baseline"/>
+        </w:rPr>
+      </w:pPr>
+      <w:r>
+        <w:rPr>
+          <w:rFonts w:ascii="Times New Roman" w:cs="Times New Roman" w:eastAsia="Times New Roman" w:hAnsi="Times New Roman"/>
+          <w:b w:val="0"/>
+          <w:bCs w:val="0"/>
+          <w:i w:val="0"/>
+          <w:iCs w:val="0"/>
           <w:smallCaps w:val="0"/>
           <w:strike w:val="0"/>
           <w:color w:val="000000"/>
@@ -3405,7 +3644,9 @@
         <w:rPr>
           <w:rFonts w:ascii="Times New Roman" w:cs="Times New Roman" w:eastAsia="Times New Roman" w:hAnsi="Times New Roman"/>
           <w:b w:val="0"/>
-          <w:i w:val="0"/>
+          <w:bCs w:val="0"/>
+          <w:i w:val="0"/>
+          <w:iCs w:val="0"/>
           <w:smallCaps w:val="0"/>
           <w:strike w:val="0"/>
           <w:color w:val="000000"/>
@@ -3451,22 +3692,26 @@
         <w:rPr>
           <w:rFonts w:ascii="Times New Roman" w:cs="Times New Roman" w:eastAsia="Times New Roman" w:hAnsi="Times New Roman"/>
           <w:b w:val="0"/>
-          <w:i w:val="0"/>
-          <w:smallCaps w:val="0"/>
-          <w:strike w:val="0"/>
-          <w:color w:val="000000"/>
-          <w:sz w:val="20"/>
-          <w:szCs w:val="20"/>
-          <w:u w:val="none"/>
-          <w:shd w:fill="auto" w:val="clear"/>
-          <w:vertAlign w:val="baseline"/>
-        </w:rPr>
-      </w:pPr>
-      <w:r>
-        <w:rPr>
-          <w:rFonts w:ascii="Times New Roman" w:cs="Times New Roman" w:eastAsia="Times New Roman" w:hAnsi="Times New Roman"/>
-          <w:b w:val="0"/>
-          <w:i w:val="0"/>
+          <w:bCs w:val="0"/>
+          <w:i w:val="0"/>
+          <w:iCs w:val="0"/>
+          <w:smallCaps w:val="0"/>
+          <w:strike w:val="0"/>
+          <w:color w:val="000000"/>
+          <w:sz w:val="20"/>
+          <w:szCs w:val="20"/>
+          <w:u w:val="none"/>
+          <w:shd w:fill="auto" w:val="clear"/>
+          <w:vertAlign w:val="baseline"/>
+        </w:rPr>
+      </w:pPr>
+      <w:r>
+        <w:rPr>
+          <w:rFonts w:ascii="Times New Roman" w:cs="Times New Roman" w:eastAsia="Times New Roman" w:hAnsi="Times New Roman"/>
+          <w:b w:val="0"/>
+          <w:bCs w:val="0"/>
+          <w:i w:val="0"/>
+          <w:iCs w:val="0"/>
           <w:smallCaps w:val="0"/>
           <w:strike w:val="0"/>
           <w:color w:val="000000"/>
@@ -3500,7 +3745,9 @@
         <w:rPr>
           <w:rFonts w:ascii="Times New Roman" w:cs="Times New Roman" w:eastAsia="Times New Roman" w:hAnsi="Times New Roman"/>
           <w:b w:val="0"/>
-          <w:i w:val="0"/>
+          <w:bCs w:val="0"/>
+          <w:i w:val="0"/>
+          <w:iCs w:val="0"/>
           <w:smallCaps w:val="0"/>
           <w:strike w:val="0"/>
           <w:color w:val="000000"/>
@@ -3537,22 +3784,26 @@
         <w:rPr>
           <w:rFonts w:ascii="Times New Roman" w:cs="Times New Roman" w:eastAsia="Times New Roman" w:hAnsi="Times New Roman"/>
           <w:b w:val="0"/>
-          <w:i w:val="0"/>
-          <w:smallCaps w:val="0"/>
-          <w:strike w:val="0"/>
-          <w:color w:val="000000"/>
-          <w:sz w:val="20"/>
-          <w:szCs w:val="20"/>
-          <w:u w:val="none"/>
-          <w:shd w:fill="auto" w:val="clear"/>
-          <w:vertAlign w:val="baseline"/>
-        </w:rPr>
-      </w:pPr>
-      <w:r>
-        <w:rPr>
-          <w:rFonts w:ascii="Times New Roman" w:cs="Times New Roman" w:eastAsia="Times New Roman" w:hAnsi="Times New Roman"/>
-          <w:b w:val="0"/>
-          <w:i w:val="0"/>
+          <w:bCs w:val="0"/>
+          <w:i w:val="0"/>
+          <w:iCs w:val="0"/>
+          <w:smallCaps w:val="0"/>
+          <w:strike w:val="0"/>
+          <w:color w:val="000000"/>
+          <w:sz w:val="20"/>
+          <w:szCs w:val="20"/>
+          <w:u w:val="none"/>
+          <w:shd w:fill="auto" w:val="clear"/>
+          <w:vertAlign w:val="baseline"/>
+        </w:rPr>
+      </w:pPr>
+      <w:r>
+        <w:rPr>
+          <w:rFonts w:ascii="Times New Roman" w:cs="Times New Roman" w:eastAsia="Times New Roman" w:hAnsi="Times New Roman"/>
+          <w:b w:val="0"/>
+          <w:bCs w:val="0"/>
+          <w:i w:val="0"/>
+          <w:iCs w:val="0"/>
           <w:smallCaps w:val="0"/>
           <w:strike w:val="0"/>
           <w:color w:val="000000"/>
@@ -3586,7 +3837,9 @@
         <w:rPr>
           <w:rFonts w:ascii="Times New Roman" w:cs="Times New Roman" w:eastAsia="Times New Roman" w:hAnsi="Times New Roman"/>
           <w:b w:val="0"/>
-          <w:i w:val="0"/>
+          <w:bCs w:val="0"/>
+          <w:i w:val="0"/>
+          <w:iCs w:val="0"/>
           <w:smallCaps w:val="0"/>
           <w:strike w:val="0"/>
           <w:color w:val="000000"/>
@@ -3623,7 +3876,9 @@
         <w:rPr>
           <w:rFonts w:ascii="Times New Roman" w:cs="Times New Roman" w:eastAsia="Times New Roman" w:hAnsi="Times New Roman"/>
           <w:b w:val="0"/>
-          <w:i w:val="0"/>
+          <w:bCs w:val="0"/>
+          <w:i w:val="0"/>
+          <w:iCs w:val="0"/>
           <w:smallCaps w:val="0"/>
           <w:strike w:val="0"/>
           <w:color w:val="000000"/>
@@ -3644,7 +3899,9 @@
         <w:rPr>
           <w:rFonts w:ascii="Times New Roman" w:cs="Times New Roman" w:eastAsia="Times New Roman" w:hAnsi="Times New Roman"/>
           <w:b w:val="0"/>
-          <w:i w:val="0"/>
+          <w:bCs w:val="0"/>
+          <w:i w:val="0"/>
+          <w:iCs w:val="0"/>
           <w:smallCaps w:val="0"/>
           <w:strike w:val="0"/>
           <w:color w:val="000000"/>
@@ -3678,22 +3935,26 @@
         <w:rPr>
           <w:rFonts w:ascii="Times New Roman" w:cs="Times New Roman" w:eastAsia="Times New Roman" w:hAnsi="Times New Roman"/>
           <w:b w:val="0"/>
-          <w:i w:val="0"/>
-          <w:smallCaps w:val="0"/>
-          <w:strike w:val="0"/>
-          <w:color w:val="000000"/>
-          <w:sz w:val="20"/>
-          <w:szCs w:val="20"/>
-          <w:u w:val="none"/>
-          <w:shd w:fill="auto" w:val="clear"/>
-          <w:vertAlign w:val="baseline"/>
-        </w:rPr>
-      </w:pPr>
-      <w:r>
-        <w:rPr>
-          <w:rFonts w:ascii="Times New Roman" w:cs="Times New Roman" w:eastAsia="Times New Roman" w:hAnsi="Times New Roman"/>
-          <w:b w:val="0"/>
-          <w:i w:val="0"/>
+          <w:bCs w:val="0"/>
+          <w:i w:val="0"/>
+          <w:iCs w:val="0"/>
+          <w:smallCaps w:val="0"/>
+          <w:strike w:val="0"/>
+          <w:color w:val="000000"/>
+          <w:sz w:val="20"/>
+          <w:szCs w:val="20"/>
+          <w:u w:val="none"/>
+          <w:shd w:fill="auto" w:val="clear"/>
+          <w:vertAlign w:val="baseline"/>
+        </w:rPr>
+      </w:pPr>
+      <w:r>
+        <w:rPr>
+          <w:rFonts w:ascii="Times New Roman" w:cs="Times New Roman" w:eastAsia="Times New Roman" w:hAnsi="Times New Roman"/>
+          <w:b w:val="0"/>
+          <w:bCs w:val="0"/>
+          <w:i w:val="0"/>
+          <w:iCs w:val="0"/>
           <w:smallCaps w:val="0"/>
           <w:strike w:val="0"/>
           <w:color w:val="000000"/>
@@ -3727,7 +3988,9 @@
         <w:rPr>
           <w:rFonts w:ascii="Times New Roman" w:cs="Times New Roman" w:eastAsia="Times New Roman" w:hAnsi="Times New Roman"/>
           <w:b w:val="0"/>
-          <w:i w:val="0"/>
+          <w:bCs w:val="0"/>
+          <w:i w:val="0"/>
+          <w:iCs w:val="0"/>
           <w:smallCaps w:val="0"/>
           <w:strike w:val="0"/>
           <w:color w:val="000000"/>
@@ -3773,22 +4036,26 @@
         <w:rPr>
           <w:rFonts w:ascii="Times New Roman" w:cs="Times New Roman" w:eastAsia="Times New Roman" w:hAnsi="Times New Roman"/>
           <w:b w:val="0"/>
-          <w:i w:val="0"/>
-          <w:smallCaps w:val="0"/>
-          <w:strike w:val="0"/>
-          <w:color w:val="000000"/>
-          <w:sz w:val="20"/>
-          <w:szCs w:val="20"/>
-          <w:u w:val="none"/>
-          <w:shd w:fill="auto" w:val="clear"/>
-          <w:vertAlign w:val="baseline"/>
-        </w:rPr>
-      </w:pPr>
-      <w:r>
-        <w:rPr>
-          <w:rFonts w:ascii="Times New Roman" w:cs="Times New Roman" w:eastAsia="Times New Roman" w:hAnsi="Times New Roman"/>
-          <w:b w:val="0"/>
-          <w:i w:val="0"/>
+          <w:bCs w:val="0"/>
+          <w:i w:val="0"/>
+          <w:iCs w:val="0"/>
+          <w:smallCaps w:val="0"/>
+          <w:strike w:val="0"/>
+          <w:color w:val="000000"/>
+          <w:sz w:val="20"/>
+          <w:szCs w:val="20"/>
+          <w:u w:val="none"/>
+          <w:shd w:fill="auto" w:val="clear"/>
+          <w:vertAlign w:val="baseline"/>
+        </w:rPr>
+      </w:pPr>
+      <w:r>
+        <w:rPr>
+          <w:rFonts w:ascii="Times New Roman" w:cs="Times New Roman" w:eastAsia="Times New Roman" w:hAnsi="Times New Roman"/>
+          <w:b w:val="0"/>
+          <w:bCs w:val="0"/>
+          <w:i w:val="0"/>
+          <w:iCs w:val="0"/>
           <w:smallCaps w:val="0"/>
           <w:strike w:val="0"/>
           <w:color w:val="000000"/>
@@ -3804,6 +4071,7 @@
       <w:r>
         <w:rPr>
           <w:i w:val="0"/>
+          <w:iCs w:val="0"/>
           <w:smallCaps w:val="0"/>
           <w:strike w:val="0"/>
           <w:color w:val="000000"/>
@@ -3853,7 +4121,9 @@
         <w:rPr>
           <w:rFonts w:ascii="Times New Roman" w:cs="Times New Roman" w:eastAsia="Times New Roman" w:hAnsi="Times New Roman"/>
           <w:b w:val="0"/>
-          <w:i w:val="0"/>
+          <w:bCs w:val="0"/>
+          <w:i w:val="0"/>
+          <w:iCs w:val="0"/>
           <w:smallCaps w:val="0"/>
           <w:strike w:val="0"/>
           <w:color w:val="000000"/>
@@ -3899,22 +4169,26 @@
         <w:rPr>
           <w:rFonts w:ascii="Times New Roman" w:cs="Times New Roman" w:eastAsia="Times New Roman" w:hAnsi="Times New Roman"/>
           <w:b w:val="0"/>
-          <w:i w:val="0"/>
-          <w:smallCaps w:val="0"/>
-          <w:strike w:val="0"/>
-          <w:color w:val="000000"/>
-          <w:sz w:val="20"/>
-          <w:szCs w:val="20"/>
-          <w:u w:val="none"/>
-          <w:shd w:fill="auto" w:val="clear"/>
-          <w:vertAlign w:val="baseline"/>
-        </w:rPr>
-      </w:pPr>
-      <w:r>
-        <w:rPr>
-          <w:rFonts w:ascii="Times New Roman" w:cs="Times New Roman" w:eastAsia="Times New Roman" w:hAnsi="Times New Roman"/>
-          <w:b w:val="0"/>
-          <w:i w:val="0"/>
+          <w:bCs w:val="0"/>
+          <w:i w:val="0"/>
+          <w:iCs w:val="0"/>
+          <w:smallCaps w:val="0"/>
+          <w:strike w:val="0"/>
+          <w:color w:val="000000"/>
+          <w:sz w:val="20"/>
+          <w:szCs w:val="20"/>
+          <w:u w:val="none"/>
+          <w:shd w:fill="auto" w:val="clear"/>
+          <w:vertAlign w:val="baseline"/>
+        </w:rPr>
+      </w:pPr>
+      <w:r>
+        <w:rPr>
+          <w:rFonts w:ascii="Times New Roman" w:cs="Times New Roman" w:eastAsia="Times New Roman" w:hAnsi="Times New Roman"/>
+          <w:b w:val="0"/>
+          <w:bCs w:val="0"/>
+          <w:i w:val="0"/>
+          <w:iCs w:val="0"/>
           <w:smallCaps w:val="0"/>
           <w:strike w:val="0"/>
           <w:color w:val="000000"/>
@@ -3948,7 +4222,9 @@
         <w:rPr>
           <w:rFonts w:ascii="Times New Roman" w:cs="Times New Roman" w:eastAsia="Times New Roman" w:hAnsi="Times New Roman"/>
           <w:b w:val="0"/>
-          <w:i w:val="0"/>
+          <w:bCs w:val="0"/>
+          <w:i w:val="0"/>
+          <w:iCs w:val="0"/>
           <w:smallCaps w:val="0"/>
           <w:strike w:val="0"/>
           <w:color w:val="000000"/>
@@ -3994,22 +4270,26 @@
         <w:rPr>
           <w:rFonts w:ascii="Times New Roman" w:cs="Times New Roman" w:eastAsia="Times New Roman" w:hAnsi="Times New Roman"/>
           <w:b w:val="0"/>
-          <w:i w:val="0"/>
-          <w:smallCaps w:val="0"/>
-          <w:strike w:val="0"/>
-          <w:color w:val="000000"/>
-          <w:sz w:val="20"/>
-          <w:szCs w:val="20"/>
-          <w:u w:val="none"/>
-          <w:shd w:fill="auto" w:val="clear"/>
-          <w:vertAlign w:val="baseline"/>
-        </w:rPr>
-      </w:pPr>
-      <w:r>
-        <w:rPr>
-          <w:rFonts w:ascii="Times New Roman" w:cs="Times New Roman" w:eastAsia="Times New Roman" w:hAnsi="Times New Roman"/>
-          <w:b w:val="0"/>
-          <w:i w:val="0"/>
+          <w:bCs w:val="0"/>
+          <w:i w:val="0"/>
+          <w:iCs w:val="0"/>
+          <w:smallCaps w:val="0"/>
+          <w:strike w:val="0"/>
+          <w:color w:val="000000"/>
+          <w:sz w:val="20"/>
+          <w:szCs w:val="20"/>
+          <w:u w:val="none"/>
+          <w:shd w:fill="auto" w:val="clear"/>
+          <w:vertAlign w:val="baseline"/>
+        </w:rPr>
+      </w:pPr>
+      <w:r>
+        <w:rPr>
+          <w:rFonts w:ascii="Times New Roman" w:cs="Times New Roman" w:eastAsia="Times New Roman" w:hAnsi="Times New Roman"/>
+          <w:b w:val="0"/>
+          <w:bCs w:val="0"/>
+          <w:i w:val="0"/>
+          <w:iCs w:val="0"/>
           <w:smallCaps w:val="0"/>
           <w:strike w:val="0"/>
           <w:color w:val="000000"/>
@@ -4043,7 +4323,9 @@
         <w:rPr>
           <w:rFonts w:ascii="Times New Roman" w:cs="Times New Roman" w:eastAsia="Times New Roman" w:hAnsi="Times New Roman"/>
           <w:b w:val="0"/>
-          <w:i w:val="0"/>
+          <w:bCs w:val="0"/>
+          <w:i w:val="0"/>
+          <w:iCs w:val="0"/>
           <w:smallCaps w:val="0"/>
           <w:strike w:val="0"/>
           <w:color w:val="000000"/>
@@ -4089,22 +4371,26 @@
         <w:rPr>
           <w:rFonts w:ascii="Times New Roman" w:cs="Times New Roman" w:eastAsia="Times New Roman" w:hAnsi="Times New Roman"/>
           <w:b w:val="0"/>
-          <w:i w:val="0"/>
-          <w:smallCaps w:val="0"/>
-          <w:strike w:val="0"/>
-          <w:color w:val="000000"/>
-          <w:sz w:val="20"/>
-          <w:szCs w:val="20"/>
-          <w:u w:val="none"/>
-          <w:shd w:fill="auto" w:val="clear"/>
-          <w:vertAlign w:val="baseline"/>
-        </w:rPr>
-      </w:pPr>
-      <w:r>
-        <w:rPr>
-          <w:rFonts w:ascii="Times New Roman" w:cs="Times New Roman" w:eastAsia="Times New Roman" w:hAnsi="Times New Roman"/>
-          <w:b w:val="0"/>
-          <w:i w:val="0"/>
+          <w:bCs w:val="0"/>
+          <w:i w:val="0"/>
+          <w:iCs w:val="0"/>
+          <w:smallCaps w:val="0"/>
+          <w:strike w:val="0"/>
+          <w:color w:val="000000"/>
+          <w:sz w:val="20"/>
+          <w:szCs w:val="20"/>
+          <w:u w:val="none"/>
+          <w:shd w:fill="auto" w:val="clear"/>
+          <w:vertAlign w:val="baseline"/>
+        </w:rPr>
+      </w:pPr>
+      <w:r>
+        <w:rPr>
+          <w:rFonts w:ascii="Times New Roman" w:cs="Times New Roman" w:eastAsia="Times New Roman" w:hAnsi="Times New Roman"/>
+          <w:b w:val="0"/>
+          <w:bCs w:val="0"/>
+          <w:i w:val="0"/>
+          <w:iCs w:val="0"/>
           <w:smallCaps w:val="0"/>
           <w:strike w:val="0"/>
           <w:color w:val="000000"/>
@@ -4138,7 +4424,9 @@
         <w:rPr>
           <w:rFonts w:ascii="Times New Roman" w:cs="Times New Roman" w:eastAsia="Times New Roman" w:hAnsi="Times New Roman"/>
           <w:b w:val="0"/>
-          <w:i w:val="0"/>
+          <w:bCs w:val="0"/>
+          <w:i w:val="0"/>
+          <w:iCs w:val="0"/>
           <w:smallCaps w:val="0"/>
           <w:strike w:val="0"/>
           <w:color w:val="000000"/>
@@ -4199,7 +4487,9 @@
         <w:rPr>
           <w:rFonts w:ascii="Times New Roman" w:cs="Times New Roman" w:eastAsia="Times New Roman" w:hAnsi="Times New Roman"/>
           <w:b w:val="1"/>
-          <w:i w:val="0"/>
+          <w:bCs w:val="1"/>
+          <w:i w:val="0"/>
+          <w:iCs w:val="0"/>
           <w:smallCaps w:val="0"/>
           <w:strike w:val="0"/>
           <w:color w:val="000000"/>
@@ -4245,22 +4535,26 @@
         <w:rPr>
           <w:rFonts w:ascii="Times New Roman" w:cs="Times New Roman" w:eastAsia="Times New Roman" w:hAnsi="Times New Roman"/>
           <w:b w:val="0"/>
-          <w:i w:val="0"/>
-          <w:smallCaps w:val="0"/>
-          <w:strike w:val="0"/>
-          <w:color w:val="000000"/>
-          <w:sz w:val="20"/>
-          <w:szCs w:val="20"/>
-          <w:u w:val="none"/>
-          <w:shd w:fill="auto" w:val="clear"/>
-          <w:vertAlign w:val="baseline"/>
-        </w:rPr>
-      </w:pPr>
-      <w:r>
-        <w:rPr>
-          <w:rFonts w:ascii="Times New Roman" w:cs="Times New Roman" w:eastAsia="Times New Roman" w:hAnsi="Times New Roman"/>
-          <w:b w:val="0"/>
-          <w:i w:val="0"/>
+          <w:bCs w:val="0"/>
+          <w:i w:val="0"/>
+          <w:iCs w:val="0"/>
+          <w:smallCaps w:val="0"/>
+          <w:strike w:val="0"/>
+          <w:color w:val="000000"/>
+          <w:sz w:val="20"/>
+          <w:szCs w:val="20"/>
+          <w:u w:val="none"/>
+          <w:shd w:fill="auto" w:val="clear"/>
+          <w:vertAlign w:val="baseline"/>
+        </w:rPr>
+      </w:pPr>
+      <w:r>
+        <w:rPr>
+          <w:rFonts w:ascii="Times New Roman" w:cs="Times New Roman" w:eastAsia="Times New Roman" w:hAnsi="Times New Roman"/>
+          <w:b w:val="0"/>
+          <w:bCs w:val="0"/>
+          <w:i w:val="0"/>
+          <w:iCs w:val="0"/>
           <w:smallCaps w:val="0"/>
           <w:strike w:val="0"/>
           <w:color w:val="000000"/>
@@ -4294,7 +4588,9 @@
         <w:rPr>
           <w:rFonts w:ascii="Times New Roman" w:cs="Times New Roman" w:eastAsia="Times New Roman" w:hAnsi="Times New Roman"/>
           <w:b w:val="0"/>
-          <w:i w:val="0"/>
+          <w:bCs w:val="0"/>
+          <w:i w:val="0"/>
+          <w:iCs w:val="0"/>
           <w:smallCaps w:val="0"/>
           <w:strike w:val="0"/>
           <w:color w:val="000000"/>
@@ -4331,22 +4627,26 @@
         <w:rPr>
           <w:rFonts w:ascii="Times New Roman" w:cs="Times New Roman" w:eastAsia="Times New Roman" w:hAnsi="Times New Roman"/>
           <w:b w:val="0"/>
-          <w:i w:val="0"/>
-          <w:smallCaps w:val="0"/>
-          <w:strike w:val="0"/>
-          <w:color w:val="000000"/>
-          <w:sz w:val="20"/>
-          <w:szCs w:val="20"/>
-          <w:u w:val="none"/>
-          <w:shd w:fill="auto" w:val="clear"/>
-          <w:vertAlign w:val="baseline"/>
-        </w:rPr>
-      </w:pPr>
-      <w:r>
-        <w:rPr>
-          <w:rFonts w:ascii="Times New Roman" w:cs="Times New Roman" w:eastAsia="Times New Roman" w:hAnsi="Times New Roman"/>
-          <w:b w:val="0"/>
-          <w:i w:val="0"/>
+          <w:bCs w:val="0"/>
+          <w:i w:val="0"/>
+          <w:iCs w:val="0"/>
+          <w:smallCaps w:val="0"/>
+          <w:strike w:val="0"/>
+          <w:color w:val="000000"/>
+          <w:sz w:val="20"/>
+          <w:szCs w:val="20"/>
+          <w:u w:val="none"/>
+          <w:shd w:fill="auto" w:val="clear"/>
+          <w:vertAlign w:val="baseline"/>
+        </w:rPr>
+      </w:pPr>
+      <w:r>
+        <w:rPr>
+          <w:rFonts w:ascii="Times New Roman" w:cs="Times New Roman" w:eastAsia="Times New Roman" w:hAnsi="Times New Roman"/>
+          <w:b w:val="0"/>
+          <w:bCs w:val="0"/>
+          <w:i w:val="0"/>
+          <w:iCs w:val="0"/>
           <w:smallCaps w:val="0"/>
           <w:strike w:val="0"/>
           <w:color w:val="000000"/>
@@ -4380,7 +4680,9 @@
         <w:rPr>
           <w:rFonts w:ascii="Times New Roman" w:cs="Times New Roman" w:eastAsia="Times New Roman" w:hAnsi="Times New Roman"/>
           <w:b w:val="0"/>
-          <w:i w:val="0"/>
+          <w:bCs w:val="0"/>
+          <w:i w:val="0"/>
+          <w:iCs w:val="0"/>
           <w:smallCaps w:val="0"/>
           <w:strike w:val="0"/>
           <w:color w:val="000000"/>
@@ -4417,22 +4719,26 @@
         <w:rPr>
           <w:rFonts w:ascii="Times New Roman" w:cs="Times New Roman" w:eastAsia="Times New Roman" w:hAnsi="Times New Roman"/>
           <w:b w:val="0"/>
-          <w:i w:val="0"/>
-          <w:smallCaps w:val="0"/>
-          <w:strike w:val="0"/>
-          <w:color w:val="000000"/>
-          <w:sz w:val="20"/>
-          <w:szCs w:val="20"/>
-          <w:u w:val="none"/>
-          <w:shd w:fill="auto" w:val="clear"/>
-          <w:vertAlign w:val="baseline"/>
-        </w:rPr>
-      </w:pPr>
-      <w:r>
-        <w:rPr>
-          <w:rFonts w:ascii="Times New Roman" w:cs="Times New Roman" w:eastAsia="Times New Roman" w:hAnsi="Times New Roman"/>
-          <w:b w:val="0"/>
-          <w:i w:val="0"/>
+          <w:bCs w:val="0"/>
+          <w:i w:val="0"/>
+          <w:iCs w:val="0"/>
+          <w:smallCaps w:val="0"/>
+          <w:strike w:val="0"/>
+          <w:color w:val="000000"/>
+          <w:sz w:val="20"/>
+          <w:szCs w:val="20"/>
+          <w:u w:val="none"/>
+          <w:shd w:fill="auto" w:val="clear"/>
+          <w:vertAlign w:val="baseline"/>
+        </w:rPr>
+      </w:pPr>
+      <w:r>
+        <w:rPr>
+          <w:rFonts w:ascii="Times New Roman" w:cs="Times New Roman" w:eastAsia="Times New Roman" w:hAnsi="Times New Roman"/>
+          <w:b w:val="0"/>
+          <w:bCs w:val="0"/>
+          <w:i w:val="0"/>
+          <w:iCs w:val="0"/>
           <w:smallCaps w:val="0"/>
           <w:strike w:val="0"/>
           <w:color w:val="000000"/>
@@ -4466,7 +4772,9 @@
         <w:rPr>
           <w:rFonts w:ascii="Times New Roman" w:cs="Times New Roman" w:eastAsia="Times New Roman" w:hAnsi="Times New Roman"/>
           <w:b w:val="0"/>
-          <w:i w:val="0"/>
+          <w:bCs w:val="0"/>
+          <w:i w:val="0"/>
+          <w:iCs w:val="0"/>
           <w:smallCaps w:val="0"/>
           <w:strike w:val="0"/>
           <w:color w:val="000000"/>
@@ -4503,22 +4811,26 @@
         <w:rPr>
           <w:rFonts w:ascii="Times New Roman" w:cs="Times New Roman" w:eastAsia="Times New Roman" w:hAnsi="Times New Roman"/>
           <w:b w:val="0"/>
-          <w:i w:val="0"/>
-          <w:smallCaps w:val="0"/>
-          <w:strike w:val="0"/>
-          <w:color w:val="000000"/>
-          <w:sz w:val="20"/>
-          <w:szCs w:val="20"/>
-          <w:u w:val="none"/>
-          <w:shd w:fill="auto" w:val="clear"/>
-          <w:vertAlign w:val="baseline"/>
-        </w:rPr>
-      </w:pPr>
-      <w:r>
-        <w:rPr>
-          <w:rFonts w:ascii="Times New Roman" w:cs="Times New Roman" w:eastAsia="Times New Roman" w:hAnsi="Times New Roman"/>
-          <w:b w:val="0"/>
-          <w:i w:val="0"/>
+          <w:bCs w:val="0"/>
+          <w:i w:val="0"/>
+          <w:iCs w:val="0"/>
+          <w:smallCaps w:val="0"/>
+          <w:strike w:val="0"/>
+          <w:color w:val="000000"/>
+          <w:sz w:val="20"/>
+          <w:szCs w:val="20"/>
+          <w:u w:val="none"/>
+          <w:shd w:fill="auto" w:val="clear"/>
+          <w:vertAlign w:val="baseline"/>
+        </w:rPr>
+      </w:pPr>
+      <w:r>
+        <w:rPr>
+          <w:rFonts w:ascii="Times New Roman" w:cs="Times New Roman" w:eastAsia="Times New Roman" w:hAnsi="Times New Roman"/>
+          <w:b w:val="0"/>
+          <w:bCs w:val="0"/>
+          <w:i w:val="0"/>
+          <w:iCs w:val="0"/>
           <w:smallCaps w:val="0"/>
           <w:strike w:val="0"/>
           <w:color w:val="000000"/>
@@ -4552,7 +4864,9 @@
         <w:rPr>
           <w:rFonts w:ascii="Times New Roman" w:cs="Times New Roman" w:eastAsia="Times New Roman" w:hAnsi="Times New Roman"/>
           <w:b w:val="0"/>
-          <w:i w:val="0"/>
+          <w:bCs w:val="0"/>
+          <w:i w:val="0"/>
+          <w:iCs w:val="0"/>
           <w:smallCaps w:val="0"/>
           <w:strike w:val="0"/>
           <w:color w:val="000000"/>
@@ -4589,22 +4903,26 @@
         <w:rPr>
           <w:rFonts w:ascii="Times New Roman" w:cs="Times New Roman" w:eastAsia="Times New Roman" w:hAnsi="Times New Roman"/>
           <w:b w:val="0"/>
-          <w:i w:val="0"/>
-          <w:smallCaps w:val="0"/>
-          <w:strike w:val="0"/>
-          <w:color w:val="000000"/>
-          <w:sz w:val="20"/>
-          <w:szCs w:val="20"/>
-          <w:u w:val="none"/>
-          <w:shd w:fill="auto" w:val="clear"/>
-          <w:vertAlign w:val="baseline"/>
-        </w:rPr>
-      </w:pPr>
-      <w:r>
-        <w:rPr>
-          <w:rFonts w:ascii="Times New Roman" w:cs="Times New Roman" w:eastAsia="Times New Roman" w:hAnsi="Times New Roman"/>
-          <w:b w:val="0"/>
-          <w:i w:val="0"/>
+          <w:bCs w:val="0"/>
+          <w:i w:val="0"/>
+          <w:iCs w:val="0"/>
+          <w:smallCaps w:val="0"/>
+          <w:strike w:val="0"/>
+          <w:color w:val="000000"/>
+          <w:sz w:val="20"/>
+          <w:szCs w:val="20"/>
+          <w:u w:val="none"/>
+          <w:shd w:fill="auto" w:val="clear"/>
+          <w:vertAlign w:val="baseline"/>
+        </w:rPr>
+      </w:pPr>
+      <w:r>
+        <w:rPr>
+          <w:rFonts w:ascii="Times New Roman" w:cs="Times New Roman" w:eastAsia="Times New Roman" w:hAnsi="Times New Roman"/>
+          <w:b w:val="0"/>
+          <w:bCs w:val="0"/>
+          <w:i w:val="0"/>
+          <w:iCs w:val="0"/>
           <w:smallCaps w:val="0"/>
           <w:strike w:val="0"/>
           <w:color w:val="000000"/>
@@ -4638,7 +4956,9 @@
         <w:rPr>
           <w:rFonts w:ascii="Times New Roman" w:cs="Times New Roman" w:eastAsia="Times New Roman" w:hAnsi="Times New Roman"/>
           <w:b w:val="0"/>
-          <w:i w:val="0"/>
+          <w:bCs w:val="0"/>
+          <w:i w:val="0"/>
+          <w:iCs w:val="0"/>
           <w:smallCaps w:val="0"/>
           <w:strike w:val="0"/>
           <w:color w:val="000000"/>
@@ -4684,22 +5004,26 @@
         <w:rPr>
           <w:rFonts w:ascii="Times New Roman" w:cs="Times New Roman" w:eastAsia="Times New Roman" w:hAnsi="Times New Roman"/>
           <w:b w:val="0"/>
-          <w:i w:val="0"/>
-          <w:smallCaps w:val="0"/>
-          <w:strike w:val="0"/>
-          <w:color w:val="000000"/>
-          <w:sz w:val="20"/>
-          <w:szCs w:val="20"/>
-          <w:u w:val="none"/>
-          <w:shd w:fill="auto" w:val="clear"/>
-          <w:vertAlign w:val="baseline"/>
-        </w:rPr>
-      </w:pPr>
-      <w:r>
-        <w:rPr>
-          <w:rFonts w:ascii="Times New Roman" w:cs="Times New Roman" w:eastAsia="Times New Roman" w:hAnsi="Times New Roman"/>
-          <w:b w:val="0"/>
-          <w:i w:val="0"/>
+          <w:bCs w:val="0"/>
+          <w:i w:val="0"/>
+          <w:iCs w:val="0"/>
+          <w:smallCaps w:val="0"/>
+          <w:strike w:val="0"/>
+          <w:color w:val="000000"/>
+          <w:sz w:val="20"/>
+          <w:szCs w:val="20"/>
+          <w:u w:val="none"/>
+          <w:shd w:fill="auto" w:val="clear"/>
+          <w:vertAlign w:val="baseline"/>
+        </w:rPr>
+      </w:pPr>
+      <w:r>
+        <w:rPr>
+          <w:rFonts w:ascii="Times New Roman" w:cs="Times New Roman" w:eastAsia="Times New Roman" w:hAnsi="Times New Roman"/>
+          <w:b w:val="0"/>
+          <w:bCs w:val="0"/>
+          <w:i w:val="0"/>
+          <w:iCs w:val="0"/>
           <w:smallCaps w:val="0"/>
           <w:strike w:val="0"/>
           <w:color w:val="000000"/>
@@ -4733,7 +5057,9 @@
         <w:rPr>
           <w:rFonts w:ascii="Times New Roman" w:cs="Times New Roman" w:eastAsia="Times New Roman" w:hAnsi="Times New Roman"/>
           <w:b w:val="0"/>
-          <w:i w:val="0"/>
+          <w:bCs w:val="0"/>
+          <w:i w:val="0"/>
+          <w:iCs w:val="0"/>
           <w:smallCaps w:val="0"/>
           <w:strike w:val="0"/>
           <w:color w:val="000000"/>
@@ -4779,22 +5105,26 @@
         <w:rPr>
           <w:rFonts w:ascii="Times New Roman" w:cs="Times New Roman" w:eastAsia="Times New Roman" w:hAnsi="Times New Roman"/>
           <w:b w:val="0"/>
-          <w:i w:val="0"/>
-          <w:smallCaps w:val="0"/>
-          <w:strike w:val="0"/>
-          <w:color w:val="000000"/>
-          <w:sz w:val="20"/>
-          <w:szCs w:val="20"/>
-          <w:u w:val="none"/>
-          <w:shd w:fill="auto" w:val="clear"/>
-          <w:vertAlign w:val="baseline"/>
-        </w:rPr>
-      </w:pPr>
-      <w:r>
-        <w:rPr>
-          <w:rFonts w:ascii="Times New Roman" w:cs="Times New Roman" w:eastAsia="Times New Roman" w:hAnsi="Times New Roman"/>
-          <w:b w:val="0"/>
-          <w:i w:val="0"/>
+          <w:bCs w:val="0"/>
+          <w:i w:val="0"/>
+          <w:iCs w:val="0"/>
+          <w:smallCaps w:val="0"/>
+          <w:strike w:val="0"/>
+          <w:color w:val="000000"/>
+          <w:sz w:val="20"/>
+          <w:szCs w:val="20"/>
+          <w:u w:val="none"/>
+          <w:shd w:fill="auto" w:val="clear"/>
+          <w:vertAlign w:val="baseline"/>
+        </w:rPr>
+      </w:pPr>
+      <w:r>
+        <w:rPr>
+          <w:rFonts w:ascii="Times New Roman" w:cs="Times New Roman" w:eastAsia="Times New Roman" w:hAnsi="Times New Roman"/>
+          <w:b w:val="0"/>
+          <w:bCs w:val="0"/>
+          <w:i w:val="0"/>
+          <w:iCs w:val="0"/>
           <w:smallCaps w:val="0"/>
           <w:strike w:val="0"/>
           <w:color w:val="000000"/>
@@ -4828,7 +5158,9 @@
         <w:rPr>
           <w:rFonts w:ascii="Times New Roman" w:cs="Times New Roman" w:eastAsia="Times New Roman" w:hAnsi="Times New Roman"/>
           <w:b w:val="0"/>
-          <w:i w:val="0"/>
+          <w:bCs w:val="0"/>
+          <w:i w:val="0"/>
+          <w:iCs w:val="0"/>
           <w:smallCaps w:val="0"/>
           <w:strike w:val="0"/>
           <w:color w:val="000000"/>
@@ -4865,22 +5197,26 @@
         <w:rPr>
           <w:rFonts w:ascii="Times New Roman" w:cs="Times New Roman" w:eastAsia="Times New Roman" w:hAnsi="Times New Roman"/>
           <w:b w:val="0"/>
-          <w:i w:val="0"/>
-          <w:smallCaps w:val="0"/>
-          <w:strike w:val="0"/>
-          <w:color w:val="000000"/>
-          <w:sz w:val="20"/>
-          <w:szCs w:val="20"/>
-          <w:u w:val="none"/>
-          <w:shd w:fill="auto" w:val="clear"/>
-          <w:vertAlign w:val="baseline"/>
-        </w:rPr>
-      </w:pPr>
-      <w:r>
-        <w:rPr>
-          <w:rFonts w:ascii="Times New Roman" w:cs="Times New Roman" w:eastAsia="Times New Roman" w:hAnsi="Times New Roman"/>
-          <w:b w:val="0"/>
-          <w:i w:val="0"/>
+          <w:bCs w:val="0"/>
+          <w:i w:val="0"/>
+          <w:iCs w:val="0"/>
+          <w:smallCaps w:val="0"/>
+          <w:strike w:val="0"/>
+          <w:color w:val="000000"/>
+          <w:sz w:val="20"/>
+          <w:szCs w:val="20"/>
+          <w:u w:val="none"/>
+          <w:shd w:fill="auto" w:val="clear"/>
+          <w:vertAlign w:val="baseline"/>
+        </w:rPr>
+      </w:pPr>
+      <w:r>
+        <w:rPr>
+          <w:rFonts w:ascii="Times New Roman" w:cs="Times New Roman" w:eastAsia="Times New Roman" w:hAnsi="Times New Roman"/>
+          <w:b w:val="0"/>
+          <w:bCs w:val="0"/>
+          <w:i w:val="0"/>
+          <w:iCs w:val="0"/>
           <w:smallCaps w:val="0"/>
           <w:strike w:val="0"/>
           <w:color w:val="000000"/>
@@ -4914,22 +5250,26 @@
         <w:rPr>
           <w:rFonts w:ascii="Times New Roman" w:cs="Times New Roman" w:eastAsia="Times New Roman" w:hAnsi="Times New Roman"/>
           <w:b w:val="0"/>
-          <w:i w:val="0"/>
-          <w:smallCaps w:val="0"/>
-          <w:strike w:val="0"/>
-          <w:color w:val="000000"/>
-          <w:sz w:val="20"/>
-          <w:szCs w:val="20"/>
-          <w:u w:val="none"/>
-          <w:shd w:fill="auto" w:val="clear"/>
-          <w:vertAlign w:val="baseline"/>
-        </w:rPr>
-      </w:pPr>
-      <w:r>
-        <w:rPr>
-          <w:rFonts w:ascii="Times New Roman" w:cs="Times New Roman" w:eastAsia="Times New Roman" w:hAnsi="Times New Roman"/>
-          <w:b w:val="0"/>
-          <w:i w:val="0"/>
+          <w:bCs w:val="0"/>
+          <w:i w:val="0"/>
+          <w:iCs w:val="0"/>
+          <w:smallCaps w:val="0"/>
+          <w:strike w:val="0"/>
+          <w:color w:val="000000"/>
+          <w:sz w:val="20"/>
+          <w:szCs w:val="20"/>
+          <w:u w:val="none"/>
+          <w:shd w:fill="auto" w:val="clear"/>
+          <w:vertAlign w:val="baseline"/>
+        </w:rPr>
+      </w:pPr>
+      <w:r>
+        <w:rPr>
+          <w:rFonts w:ascii="Times New Roman" w:cs="Times New Roman" w:eastAsia="Times New Roman" w:hAnsi="Times New Roman"/>
+          <w:b w:val="0"/>
+          <w:bCs w:val="0"/>
+          <w:i w:val="0"/>
+          <w:iCs w:val="0"/>
           <w:smallCaps w:val="0"/>
           <w:strike w:val="0"/>
           <w:color w:val="000000"/>
@@ -4963,7 +5303,9 @@
         <w:rPr>
           <w:rFonts w:ascii="Times New Roman" w:cs="Times New Roman" w:eastAsia="Times New Roman" w:hAnsi="Times New Roman"/>
           <w:b w:val="0"/>
-          <w:i w:val="0"/>
+          <w:bCs w:val="0"/>
+          <w:i w:val="0"/>
+          <w:iCs w:val="0"/>
           <w:smallCaps w:val="0"/>
           <w:strike w:val="0"/>
           <w:color w:val="000000"/>
@@ -5000,22 +5342,26 @@
         <w:rPr>
           <w:rFonts w:ascii="Times New Roman" w:cs="Times New Roman" w:eastAsia="Times New Roman" w:hAnsi="Times New Roman"/>
           <w:b w:val="0"/>
-          <w:i w:val="0"/>
-          <w:smallCaps w:val="0"/>
-          <w:strike w:val="0"/>
-          <w:color w:val="000000"/>
-          <w:sz w:val="20"/>
-          <w:szCs w:val="20"/>
-          <w:u w:val="none"/>
-          <w:shd w:fill="auto" w:val="clear"/>
-          <w:vertAlign w:val="baseline"/>
-        </w:rPr>
-      </w:pPr>
-      <w:r>
-        <w:rPr>
-          <w:rFonts w:ascii="Times New Roman" w:cs="Times New Roman" w:eastAsia="Times New Roman" w:hAnsi="Times New Roman"/>
-          <w:b w:val="0"/>
-          <w:i w:val="0"/>
+          <w:bCs w:val="0"/>
+          <w:i w:val="0"/>
+          <w:iCs w:val="0"/>
+          <w:smallCaps w:val="0"/>
+          <w:strike w:val="0"/>
+          <w:color w:val="000000"/>
+          <w:sz w:val="20"/>
+          <w:szCs w:val="20"/>
+          <w:u w:val="none"/>
+          <w:shd w:fill="auto" w:val="clear"/>
+          <w:vertAlign w:val="baseline"/>
+        </w:rPr>
+      </w:pPr>
+      <w:r>
+        <w:rPr>
+          <w:rFonts w:ascii="Times New Roman" w:cs="Times New Roman" w:eastAsia="Times New Roman" w:hAnsi="Times New Roman"/>
+          <w:b w:val="0"/>
+          <w:bCs w:val="0"/>
+          <w:i w:val="0"/>
+          <w:iCs w:val="0"/>
           <w:smallCaps w:val="0"/>
           <w:strike w:val="0"/>
           <w:color w:val="000000"/>
@@ -5049,7 +5395,9 @@
         <w:rPr>
           <w:rFonts w:ascii="Times New Roman" w:cs="Times New Roman" w:eastAsia="Times New Roman" w:hAnsi="Times New Roman"/>
           <w:b w:val="0"/>
-          <w:i w:val="0"/>
+          <w:bCs w:val="0"/>
+          <w:i w:val="0"/>
+          <w:iCs w:val="0"/>
           <w:smallCaps w:val="0"/>
           <w:strike w:val="0"/>
           <w:color w:val="000000"/>
@@ -5086,22 +5434,26 @@
         <w:rPr>
           <w:rFonts w:ascii="Times New Roman" w:cs="Times New Roman" w:eastAsia="Times New Roman" w:hAnsi="Times New Roman"/>
           <w:b w:val="0"/>
-          <w:i w:val="0"/>
-          <w:smallCaps w:val="0"/>
-          <w:strike w:val="0"/>
-          <w:color w:val="000000"/>
-          <w:sz w:val="20"/>
-          <w:szCs w:val="20"/>
-          <w:u w:val="none"/>
-          <w:shd w:fill="auto" w:val="clear"/>
-          <w:vertAlign w:val="baseline"/>
-        </w:rPr>
-      </w:pPr>
-      <w:r>
-        <w:rPr>
-          <w:rFonts w:ascii="Times New Roman" w:cs="Times New Roman" w:eastAsia="Times New Roman" w:hAnsi="Times New Roman"/>
-          <w:b w:val="0"/>
-          <w:i w:val="0"/>
+          <w:bCs w:val="0"/>
+          <w:i w:val="0"/>
+          <w:iCs w:val="0"/>
+          <w:smallCaps w:val="0"/>
+          <w:strike w:val="0"/>
+          <w:color w:val="000000"/>
+          <w:sz w:val="20"/>
+          <w:szCs w:val="20"/>
+          <w:u w:val="none"/>
+          <w:shd w:fill="auto" w:val="clear"/>
+          <w:vertAlign w:val="baseline"/>
+        </w:rPr>
+      </w:pPr>
+      <w:r>
+        <w:rPr>
+          <w:rFonts w:ascii="Times New Roman" w:cs="Times New Roman" w:eastAsia="Times New Roman" w:hAnsi="Times New Roman"/>
+          <w:b w:val="0"/>
+          <w:bCs w:val="0"/>
+          <w:i w:val="0"/>
+          <w:iCs w:val="0"/>
           <w:smallCaps w:val="0"/>
           <w:strike w:val="0"/>
           <w:color w:val="000000"/>
@@ -5135,7 +5487,9 @@
         <w:rPr>
           <w:rFonts w:ascii="Times New Roman" w:cs="Times New Roman" w:eastAsia="Times New Roman" w:hAnsi="Times New Roman"/>
           <w:b w:val="0"/>
-          <w:i w:val="0"/>
+          <w:bCs w:val="0"/>
+          <w:i w:val="0"/>
+          <w:iCs w:val="0"/>
           <w:smallCaps w:val="0"/>
           <w:strike w:val="0"/>
           <w:color w:val="000000"/>
@@ -5172,22 +5526,26 @@
         <w:rPr>
           <w:rFonts w:ascii="Times New Roman" w:cs="Times New Roman" w:eastAsia="Times New Roman" w:hAnsi="Times New Roman"/>
           <w:b w:val="0"/>
-          <w:i w:val="0"/>
-          <w:smallCaps w:val="0"/>
-          <w:strike w:val="0"/>
-          <w:color w:val="000000"/>
-          <w:sz w:val="20"/>
-          <w:szCs w:val="20"/>
-          <w:u w:val="none"/>
-          <w:shd w:fill="auto" w:val="clear"/>
-          <w:vertAlign w:val="baseline"/>
-        </w:rPr>
-      </w:pPr>
-      <w:r>
-        <w:rPr>
-          <w:rFonts w:ascii="Times New Roman" w:cs="Times New Roman" w:eastAsia="Times New Roman" w:hAnsi="Times New Roman"/>
-          <w:b w:val="0"/>
-          <w:i w:val="0"/>
+          <w:bCs w:val="0"/>
+          <w:i w:val="0"/>
+          <w:iCs w:val="0"/>
+          <w:smallCaps w:val="0"/>
+          <w:strike w:val="0"/>
+          <w:color w:val="000000"/>
+          <w:sz w:val="20"/>
+          <w:szCs w:val="20"/>
+          <w:u w:val="none"/>
+          <w:shd w:fill="auto" w:val="clear"/>
+          <w:vertAlign w:val="baseline"/>
+        </w:rPr>
+      </w:pPr>
+      <w:r>
+        <w:rPr>
+          <w:rFonts w:ascii="Times New Roman" w:cs="Times New Roman" w:eastAsia="Times New Roman" w:hAnsi="Times New Roman"/>
+          <w:b w:val="0"/>
+          <w:bCs w:val="0"/>
+          <w:i w:val="0"/>
+          <w:iCs w:val="0"/>
           <w:smallCaps w:val="0"/>
           <w:strike w:val="0"/>
           <w:color w:val="000000"/>
@@ -5221,7 +5579,9 @@
         <w:rPr>
           <w:rFonts w:ascii="Times New Roman" w:cs="Times New Roman" w:eastAsia="Times New Roman" w:hAnsi="Times New Roman"/>
           <w:b w:val="0"/>
-          <w:i w:val="0"/>
+          <w:bCs w:val="0"/>
+          <w:i w:val="0"/>
+          <w:iCs w:val="0"/>
           <w:smallCaps w:val="0"/>
           <w:strike w:val="0"/>
           <w:color w:val="000000"/>
@@ -5258,7 +5618,9 @@
         <w:rPr>
           <w:rFonts w:ascii="Times New Roman" w:cs="Times New Roman" w:eastAsia="Times New Roman" w:hAnsi="Times New Roman"/>
           <w:b w:val="0"/>
-          <w:i w:val="0"/>
+          <w:bCs w:val="0"/>
+          <w:i w:val="0"/>
+          <w:iCs w:val="0"/>
           <w:smallCaps w:val="0"/>
           <w:strike w:val="0"/>
           <w:color w:val="000000"/>
@@ -5278,7 +5640,9 @@
         <w:rPr>
           <w:rFonts w:ascii="Times New Roman" w:cs="Times New Roman" w:eastAsia="Times New Roman" w:hAnsi="Times New Roman"/>
           <w:b w:val="0"/>
-          <w:i w:val="0"/>
+          <w:bCs w:val="0"/>
+          <w:i w:val="0"/>
+          <w:iCs w:val="0"/>
           <w:smallCaps w:val="0"/>
           <w:strike w:val="0"/>
           <w:color w:val="000000"/>
@@ -5336,7 +5700,9 @@
         <w:rPr>
           <w:rFonts w:ascii="Times New Roman" w:cs="Times New Roman" w:eastAsia="Times New Roman" w:hAnsi="Times New Roman"/>
           <w:b w:val="1"/>
-          <w:i w:val="0"/>
+          <w:bCs w:val="1"/>
+          <w:i w:val="0"/>
+          <w:iCs w:val="0"/>
           <w:smallCaps w:val="0"/>
           <w:strike w:val="0"/>
           <w:color w:val="000000"/>
@@ -5375,22 +5741,26 @@
         <w:rPr>
           <w:rFonts w:ascii="Times New Roman" w:cs="Times New Roman" w:eastAsia="Times New Roman" w:hAnsi="Times New Roman"/>
           <w:b w:val="0"/>
-          <w:i w:val="0"/>
-          <w:smallCaps w:val="0"/>
-          <w:strike w:val="0"/>
-          <w:color w:val="000000"/>
-          <w:sz w:val="20"/>
-          <w:szCs w:val="20"/>
-          <w:u w:val="none"/>
-          <w:shd w:fill="auto" w:val="clear"/>
-          <w:vertAlign w:val="baseline"/>
-        </w:rPr>
-      </w:pPr>
-      <w:r>
-        <w:rPr>
-          <w:rFonts w:ascii="Times New Roman" w:cs="Times New Roman" w:eastAsia="Times New Roman" w:hAnsi="Times New Roman"/>
-          <w:b w:val="0"/>
-          <w:i w:val="0"/>
+          <w:bCs w:val="0"/>
+          <w:i w:val="0"/>
+          <w:iCs w:val="0"/>
+          <w:smallCaps w:val="0"/>
+          <w:strike w:val="0"/>
+          <w:color w:val="000000"/>
+          <w:sz w:val="20"/>
+          <w:szCs w:val="20"/>
+          <w:u w:val="none"/>
+          <w:shd w:fill="auto" w:val="clear"/>
+          <w:vertAlign w:val="baseline"/>
+        </w:rPr>
+      </w:pPr>
+      <w:r>
+        <w:rPr>
+          <w:rFonts w:ascii="Times New Roman" w:cs="Times New Roman" w:eastAsia="Times New Roman" w:hAnsi="Times New Roman"/>
+          <w:b w:val="0"/>
+          <w:bCs w:val="0"/>
+          <w:i w:val="0"/>
+          <w:iCs w:val="0"/>
           <w:smallCaps w:val="0"/>
           <w:strike w:val="0"/>
           <w:color w:val="000000"/>
@@ -5434,7 +5804,9 @@
       <w:rPr>
         <w:rFonts w:ascii="Times New Roman" w:cs="Times New Roman" w:eastAsia="Times New Roman" w:hAnsi="Times New Roman"/>
         <w:b w:val="0"/>
+        <w:bCs w:val="0"/>
         <w:i w:val="0"/>
+        <w:iCs w:val="0"/>
         <w:smallCaps w:val="0"/>
         <w:strike w:val="0"/>
         <w:color w:val="000000"/>
@@ -5580,7 +5952,9 @@
       <w:rPr>
         <w:rFonts w:ascii="Times New Roman" w:cs="Times New Roman" w:eastAsia="Times New Roman" w:hAnsi="Times New Roman"/>
         <w:b w:val="0"/>
+        <w:bCs w:val="0"/>
         <w:i w:val="0"/>
+        <w:iCs w:val="0"/>
         <w:sz w:val="16"/>
         <w:szCs w:val="16"/>
       </w:rPr>
@@ -5678,7 +6052,9 @@
       <w:rPr>
         <w:rFonts w:ascii="Times New Roman" w:cs="Times New Roman" w:eastAsia="Times New Roman" w:hAnsi="Times New Roman"/>
         <w:b w:val="0"/>
+        <w:bCs w:val="0"/>
         <w:i w:val="0"/>
+        <w:iCs w:val="0"/>
         <w:sz w:val="16"/>
         <w:szCs w:val="16"/>
       </w:rPr>
@@ -5776,7 +6152,9 @@
       <w:rPr>
         <w:rFonts w:ascii="Times New Roman" w:cs="Times New Roman" w:eastAsia="Times New Roman" w:hAnsi="Times New Roman"/>
         <w:b w:val="0"/>
+        <w:bCs w:val="0"/>
         <w:i w:val="0"/>
+        <w:iCs w:val="0"/>
         <w:sz w:val="16"/>
         <w:szCs w:val="16"/>
       </w:rPr>
@@ -5874,7 +6252,9 @@
       <w:rPr>
         <w:rFonts w:ascii="Times New Roman" w:cs="Times New Roman" w:eastAsia="Times New Roman" w:hAnsi="Times New Roman"/>
         <w:b w:val="0"/>
+        <w:bCs w:val="0"/>
         <w:i w:val="0"/>
+        <w:iCs w:val="0"/>
         <w:sz w:val="16"/>
         <w:szCs w:val="16"/>
       </w:rPr>
@@ -5972,7 +6352,9 @@
       <w:rPr>
         <w:rFonts w:ascii="Times New Roman" w:cs="Times New Roman" w:eastAsia="Times New Roman" w:hAnsi="Times New Roman"/>
         <w:b w:val="0"/>
+        <w:bCs w:val="0"/>
         <w:i w:val="0"/>
+        <w:iCs w:val="0"/>
         <w:sz w:val="16"/>
         <w:szCs w:val="16"/>
       </w:rPr>
@@ -6070,7 +6452,9 @@
       <w:rPr>
         <w:rFonts w:ascii="Times New Roman" w:cs="Times New Roman" w:eastAsia="Times New Roman" w:hAnsi="Times New Roman"/>
         <w:b w:val="1"/>
+        <w:bCs w:val="1"/>
         <w:i w:val="0"/>
+        <w:iCs w:val="0"/>
         <w:sz w:val="20"/>
         <w:szCs w:val="20"/>
       </w:rPr>
@@ -6086,7 +6470,9 @@
       <w:rPr>
         <w:rFonts w:ascii="Times New Roman" w:cs="Times New Roman" w:eastAsia="Times New Roman" w:hAnsi="Times New Roman"/>
         <w:b w:val="1"/>
+        <w:bCs w:val="1"/>
         <w:i w:val="0"/>
+        <w:iCs w:val="0"/>
         <w:sz w:val="20"/>
         <w:szCs w:val="20"/>
       </w:rPr>
@@ -6223,6 +6609,7 @@
     <w:rPr>
       <w:rFonts w:ascii="Times New Roman" w:cs="Times New Roman" w:eastAsia="Times New Roman" w:hAnsi="Times New Roman"/>
       <w:b w:val="1"/>
+      <w:bCs w:val="1"/>
       <w:sz w:val="20"/>
       <w:szCs w:val="20"/>
     </w:rPr>
@@ -6239,6 +6626,7 @@
     </w:pPr>
     <w:rPr>
       <w:b w:val="1"/>
+      <w:bCs w:val="1"/>
       <w:sz w:val="36"/>
       <w:szCs w:val="36"/>
     </w:rPr>
@@ -6255,6 +6643,7 @@
     </w:pPr>
     <w:rPr>
       <w:b w:val="1"/>
+      <w:bCs w:val="1"/>
       <w:sz w:val="28"/>
       <w:szCs w:val="28"/>
     </w:rPr>
@@ -6271,6 +6660,7 @@
     </w:pPr>
     <w:rPr>
       <w:b w:val="1"/>
+      <w:bCs w:val="1"/>
       <w:sz w:val="24"/>
       <w:szCs w:val="24"/>
     </w:rPr>
@@ -6287,6 +6677,7 @@
     </w:pPr>
     <w:rPr>
       <w:b w:val="1"/>
+      <w:bCs w:val="1"/>
       <w:sz w:val="22"/>
       <w:szCs w:val="22"/>
     </w:rPr>
@@ -6303,6 +6694,7 @@
     </w:pPr>
     <w:rPr>
       <w:b w:val="1"/>
+      <w:bCs w:val="1"/>
       <w:sz w:val="20"/>
       <w:szCs w:val="20"/>
     </w:rPr>
@@ -6319,6 +6711,7 @@
     </w:pPr>
     <w:rPr>
       <w:b w:val="1"/>
+      <w:bCs w:val="1"/>
       <w:sz w:val="72"/>
       <w:szCs w:val="72"/>
     </w:rPr>
@@ -6432,6 +6825,7 @@
     <w:rPr>
       <w:rFonts w:ascii="Georgia" w:cs="Georgia" w:eastAsia="Georgia" w:hAnsi="Georgia"/>
       <w:i w:val="1"/>
+      <w:iCs w:val="1"/>
       <w:color w:val="666666"/>
       <w:sz w:val="48"/>
       <w:szCs w:val="48"/>
